--- a/public/Notification_System_Manual.docx
+++ b/public/Notification_System_Manual.docx
@@ -1,6 +1,6 @@
 
 <file path=word/document.xml><?xml version="1.0" encoding="utf-8"?>
-<w:document xmlns:wpc="http://schemas.microsoft.com/office/word/2010/wordprocessingCanvas" xmlns:mc="http://schemas.openxmlformats.org/markup-compatibility/2006" xmlns:o="urn:schemas-microsoft-com:office:office" xmlns:r="http://schemas.openxmlformats.org/officeDocument/2006/relationships" xmlns:m="http://schemas.openxmlformats.org/officeDocument/2006/math" xmlns:v="urn:schemas-microsoft-com:vml" xmlns:wp14="http://schemas.microsoft.com/office/word/2010/wordprocessingDrawing" xmlns:wp="http://schemas.openxmlformats.org/drawingml/2006/wordprocessingDrawing" xmlns:w10="urn:schemas-microsoft-com:office:word" xmlns:w="http://schemas.openxmlformats.org/wordprocessingml/2006/main" xmlns:w14="http://schemas.microsoft.com/office/word/2010/wordml" xmlns:w15="http://schemas.microsoft.com/office/word/2012/wordml" xmlns:wpg="http://schemas.microsoft.com/office/word/2010/wordprocessingGroup" xmlns:wpi="http://schemas.microsoft.com/office/word/2010/wordprocessingInk" xmlns:wne="http://schemas.microsoft.com/office/word/2006/wordml" xmlns:wps="http://schemas.microsoft.com/office/word/2010/wordprocessingShape" xmlns:cx="http://schemas.microsoft.com/office/drawing/2014/chartex" xmlns:cx1="http://schemas.microsoft.com/office/drawing/2015/9/8/chartex" xmlns:cx2="http://schemas.microsoft.com/office/drawing/2015/10/21/chartex" xmlns:cx3="http://schemas.microsoft.com/office/drawing/2016/5/9/chartex" xmlns:cx4="http://schemas.microsoft.com/office/drawing/2016/5/10/chartex" xmlns:cx5="http://schemas.microsoft.com/office/drawing/2016/5/11/chartex" xmlns:cx6="http://schemas.microsoft.com/office/drawing/2016/5/12/chartex" xmlns:cx7="http://schemas.microsoft.com/office/drawing/2016/5/13/chartex" xmlns:cx8="http://schemas.microsoft.com/office/drawing/2016/5/14/chartex" xmlns:aink="http://schemas.microsoft.com/office/drawing/2016/ink" xmlns:am3d="http://schemas.microsoft.com/office/drawing/2017/model3d" xmlns:w16cex="http://schemas.microsoft.com/office/word/2018/wordml/cex" xmlns:w16cid="http://schemas.microsoft.com/office/word/2016/wordml/cid" xmlns:w16="http://schemas.microsoft.com/office/word/2018/wordml" xmlns:w16sdtdh="http://schemas.microsoft.com/office/word/2020/wordml/sdtdatahash" xmlns:w16se="http://schemas.microsoft.com/office/word/2015/wordml/symex" mc:Ignorable="w14 w15 wp14">
+<w:document xmlns:wpc="http://schemas.microsoft.com/office/word/2010/wordprocessingCanvas" xmlns:cx="http://schemas.microsoft.com/office/drawing/2014/chartex" xmlns:cx1="http://schemas.microsoft.com/office/drawing/2015/9/8/chartex" xmlns:cx2="http://schemas.microsoft.com/office/drawing/2015/10/21/chartex" xmlns:cx3="http://schemas.microsoft.com/office/drawing/2016/5/9/chartex" xmlns:cx4="http://schemas.microsoft.com/office/drawing/2016/5/10/chartex" xmlns:cx5="http://schemas.microsoft.com/office/drawing/2016/5/11/chartex" xmlns:cx6="http://schemas.microsoft.com/office/drawing/2016/5/12/chartex" xmlns:cx7="http://schemas.microsoft.com/office/drawing/2016/5/13/chartex" xmlns:cx8="http://schemas.microsoft.com/office/drawing/2016/5/14/chartex" xmlns:mc="http://schemas.openxmlformats.org/markup-compatibility/2006" xmlns:aink="http://schemas.microsoft.com/office/drawing/2016/ink" xmlns:am3d="http://schemas.microsoft.com/office/drawing/2017/model3d" xmlns:o="urn:schemas-microsoft-com:office:office" xmlns:oel="http://schemas.microsoft.com/office/2019/extlst" xmlns:r="http://schemas.openxmlformats.org/officeDocument/2006/relationships" xmlns:m="http://schemas.openxmlformats.org/officeDocument/2006/math" xmlns:v="urn:schemas-microsoft-com:vml" xmlns:wp14="http://schemas.microsoft.com/office/word/2010/wordprocessingDrawing" xmlns:wp="http://schemas.openxmlformats.org/drawingml/2006/wordprocessingDrawing" xmlns:w10="urn:schemas-microsoft-com:office:word" xmlns:w="http://schemas.openxmlformats.org/wordprocessingml/2006/main" xmlns:w14="http://schemas.microsoft.com/office/word/2010/wordml" xmlns:w15="http://schemas.microsoft.com/office/word/2012/wordml" xmlns:w16cex="http://schemas.microsoft.com/office/word/2018/wordml/cex" xmlns:w16cid="http://schemas.microsoft.com/office/word/2016/wordml/cid" xmlns:w16="http://schemas.microsoft.com/office/word/2018/wordml" xmlns:w16du="http://schemas.microsoft.com/office/word/2023/wordml/word16du" xmlns:w16sdtdh="http://schemas.microsoft.com/office/word/2020/wordml/sdtdatahash" xmlns:w16sdtfl="http://schemas.microsoft.com/office/word/2024/wordml/sdtformatlock" xmlns:w16se="http://schemas.microsoft.com/office/word/2015/wordml/symex" xmlns:wpg="http://schemas.microsoft.com/office/word/2010/wordprocessingGroup" xmlns:wpi="http://schemas.microsoft.com/office/word/2010/wordprocessingInk" xmlns:wne="http://schemas.microsoft.com/office/word/2006/wordml" xmlns:wps="http://schemas.microsoft.com/office/word/2010/wordprocessingShape" mc:Ignorable="w14 w15 w16se w16cid w16 w16cex w16sdtdh w16sdtfl w16du wp14">
   <w:body>
     <w:p>
       <w:pPr>
@@ -8,7 +8,7 @@
         <w:spacing w:after="200"/>
       </w:pPr>
       <w:r>
-        <w:t xml:space="preserve">Push &amp; Live Notification System</w:t>
+        <w:t>Push &amp; Live Notification System</w:t>
       </w:r>
     </w:p>
     <w:p>
@@ -17,7 +17,7 @@
         <w:spacing w:after="200"/>
       </w:pPr>
       <w:r>
-        <w:t xml:space="preserve">Operational Guide &amp; User Manual</w:t>
+        <w:t>Operational Guide &amp; User Manual</w:t>
       </w:r>
     </w:p>
     <w:p>
@@ -29,7 +29,7 @@
         <w:t xml:space="preserve">Version: </w:t>
       </w:r>
       <w:r>
-        <w:t xml:space="preserve">1.0</w:t>
+        <w:t>1.0</w:t>
       </w:r>
     </w:p>
     <w:p>
@@ -44,35 +44,35 @@
         <w:t xml:space="preserve">Date: </w:t>
       </w:r>
       <w:r>
-        <w:t xml:space="preserve">September 2026</w:t>
+        <w:t>September 2026</w:t>
       </w:r>
     </w:p>
     <w:p>
       <w:pPr>
         <w:pStyle w:val="Heading2"/>
-        <w:spacing w:after="200" w:before="400"/>
-      </w:pPr>
-      <w:r>
-        <w:t xml:space="preserve">1. Overview</w:t>
-      </w:r>
-    </w:p>
-    <w:p>
-      <w:r>
-        <w:t xml:space="preserve">The Functional Push &amp; Live Notification System provides real-time alerts across the Resident Dashboard and Admin Backend. It ensures that residents, staff, and admins stay up to date with automated system alerts (Visitors, Maintenance, Complaints) and custom administrative broadcasts.</w:t>
+        <w:spacing w:before="400" w:after="200"/>
+      </w:pPr>
+      <w:r>
+        <w:t>1. Overview</w:t>
+      </w:r>
+    </w:p>
+    <w:p>
+      <w:r>
+        <w:t>The Functional Push &amp; Live Notification System provides real-time alerts across the Resident Dashboard and Admin Backend. It ensures that residents, staff, and admins stay up to date with automated system alerts (Visitors, Maintenance, Complaints) and custom administrative broadcasts.</w:t>
       </w:r>
     </w:p>
     <w:p>
       <w:pPr>
         <w:pStyle w:val="Heading2"/>
-        <w:spacing w:after="200" w:before="400"/>
-      </w:pPr>
-      <w:r>
-        <w:t xml:space="preserve">2. Getting Started &amp; Enabling Push Notifications</w:t>
-      </w:r>
-    </w:p>
-    <w:p>
-      <w:r>
-        <w:t xml:space="preserve">To receive background notifications even when the app is minimized or closed, users must enable Push Permissions in their browser.</w:t>
+        <w:spacing w:before="400" w:after="200"/>
+      </w:pPr>
+      <w:r>
+        <w:t>2. Getting Started &amp; Enabling Push Notifications</w:t>
+      </w:r>
+    </w:p>
+    <w:p>
+      <w:r>
+        <w:t>To receive background notifications even when the app is minimized or closed, users must enable Push Permissions in their browser.</w:t>
       </w:r>
     </w:p>
     <w:p>
@@ -84,7 +84,7 @@
         </w:numPr>
       </w:pPr>
       <w:r>
-        <w:t xml:space="preserve">Step 1: Log in to the application.</w:t>
+        <w:t>Step 1: Log in to the application.</w:t>
       </w:r>
     </w:p>
     <w:p>
@@ -96,7 +96,7 @@
         </w:numPr>
       </w:pPr>
       <w:r>
-        <w:t xml:space="preserve">Step 2: When prompted by the browser (usually at the top left near the URL bar), click 'Allow' to enable notifications.</w:t>
+        <w:t>Step 2: When prompted by the browser (usually at the top left near the URL bar), click 'Allow' to enable notifications.</w:t>
       </w:r>
     </w:p>
     <w:p>
@@ -108,7 +108,7 @@
         </w:numPr>
       </w:pPr>
       <w:r>
-        <w:t xml:space="preserve">Step 3: If denied previously, users can click the lock icon in the browser address bar to reset permissions and allow notifications.</w:t>
+        <w:t>Step 3: If denied previously, users can click the lock icon in the browser address bar to reset permissions and allow notifications.</w:t>
       </w:r>
     </w:p>
     <w:p>
@@ -129,21 +129,21 @@
           <w:i/>
           <w:iCs/>
         </w:rPr>
-        <w:t xml:space="preserve">Audio chimes will play automatically when a new notification is received while the dashboard is open.</w:t>
+        <w:t>Audio chimes will play automatically when a new notification is received while the dashboard is open.</w:t>
       </w:r>
     </w:p>
     <w:p>
       <w:pPr>
         <w:pStyle w:val="Heading2"/>
-        <w:spacing w:after="200" w:before="400"/>
-      </w:pPr>
-      <w:r>
-        <w:t xml:space="preserve">3. Using the Notification Bell (All Users)</w:t>
-      </w:r>
-    </w:p>
-    <w:p>
-      <w:r>
-        <w:t xml:space="preserve">The Notification Bell is located in the top navigation bar and acts as the central hub for your alerts.</w:t>
+        <w:spacing w:before="400" w:after="200"/>
+      </w:pPr>
+      <w:r>
+        <w:t>3. Using the Notification Bell (All Users)</w:t>
+      </w:r>
+    </w:p>
+    <w:p>
+      <w:r>
+        <w:t>The Notification Bell is located in the top navigation bar and acts as the central hub for your alerts.</w:t>
       </w:r>
     </w:p>
     <w:p>
@@ -155,7 +155,7 @@
         </w:numPr>
       </w:pPr>
       <w:r>
-        <w:t xml:space="preserve">Unread Badge: A red counter displays the number of unread notifications.</w:t>
+        <w:t>Unread Badge: A red counter displays the number of unread notifications.</w:t>
       </w:r>
     </w:p>
     <w:p>
@@ -167,7 +167,7 @@
         </w:numPr>
       </w:pPr>
       <w:r>
-        <w:t xml:space="preserve">Viewing Alerts: Click the Bell icon to open the dropdown and view the 5 most recent alerts.</w:t>
+        <w:t>Viewing Alerts: Click the Bell icon to open the dropdown and view the 5 most recent alerts.</w:t>
       </w:r>
     </w:p>
     <w:p>
@@ -179,7 +179,7 @@
         </w:numPr>
       </w:pPr>
       <w:r>
-        <w:t xml:space="preserve">Marking as Read: Clicking on an individual notification marks it as read.</w:t>
+        <w:t>Marking as Read: Clicking on an individual notification marks it as read.</w:t>
       </w:r>
     </w:p>
     <w:p>
@@ -191,30 +191,30 @@
         </w:numPr>
       </w:pPr>
       <w:r>
-        <w:t xml:space="preserve">View All: Click 'View all notifications' at the bottom of the dropdown to visit the full Notification Center.</w:t>
+        <w:t>View All: Click 'View all notifications' at the bottom of the dropdown to visit the full Notification Center.</w:t>
       </w:r>
     </w:p>
     <w:p>
       <w:pPr>
         <w:pStyle w:val="Heading2"/>
-        <w:spacing w:after="200" w:before="400"/>
-      </w:pPr>
-      <w:r>
-        <w:t xml:space="preserve">4. Admin Broadcast Dispatcher (Admins Only)</w:t>
-      </w:r>
-    </w:p>
-    <w:p>
-      <w:r>
-        <w:t xml:space="preserve">Administrators have access to a special 'Notification Center' where they can send custom broadcasts to specific segments of users.</w:t>
+        <w:spacing w:before="400" w:after="200"/>
+      </w:pPr>
+      <w:r>
+        <w:t>4. Admin Broadcast Dispatcher (Admins Only)</w:t>
+      </w:r>
+    </w:p>
+    <w:p>
+      <w:r>
+        <w:t>Administrators have access to a special 'Notification Center' where they can send custom broadcasts to specific segments of users.</w:t>
       </w:r>
     </w:p>
     <w:p>
       <w:pPr>
         <w:pStyle w:val="Heading3"/>
-        <w:spacing w:after="100" w:before="200"/>
-      </w:pPr>
-      <w:r>
-        <w:t xml:space="preserve">How to Send a Broadcast:</w:t>
+        <w:spacing w:before="200" w:after="100"/>
+      </w:pPr>
+      <w:r>
+        <w:t>How to Send a Broadcast:</w:t>
       </w:r>
     </w:p>
     <w:p>
@@ -226,7 +226,7 @@
         </w:numPr>
       </w:pPr>
       <w:r>
-        <w:t xml:space="preserve">Step 1: Navigate to the Notification Center from the Admin sidebar.</w:t>
+        <w:t>Step 1: Navigate to the Notification Center from the Admin sidebar.</w:t>
       </w:r>
     </w:p>
     <w:p>
@@ -238,7 +238,7 @@
         </w:numPr>
       </w:pPr>
       <w:r>
-        <w:t xml:space="preserve">Step 2: Fill in the Title and Message fields. You can also click one of the quick templates.</w:t>
+        <w:t>Step 2: Fill in the Title and Message fields. You can also click one of the quick templates.</w:t>
       </w:r>
     </w:p>
     <w:p>
@@ -250,7 +250,7 @@
         </w:numPr>
       </w:pPr>
       <w:r>
-        <w:t xml:space="preserve">Step 3: Select the Target Audience (All Users, By Role, By Unit, or Specific User).</w:t>
+        <w:t>Step 3: Select the Target Audience (All Users, By Role, By Unit, or Specific User).</w:t>
       </w:r>
     </w:p>
     <w:p>
@@ -262,21 +262,21 @@
         </w:numPr>
       </w:pPr>
       <w:r>
-        <w:t xml:space="preserve">Step 4: Click Send Notification. The message will be delivered instantly to the targeted users.</w:t>
+        <w:t>Step 4: Click Send Notification. The message will be delivered instantly to the targeted users.</w:t>
       </w:r>
     </w:p>
     <w:p>
       <w:pPr>
         <w:pStyle w:val="Heading2"/>
-        <w:spacing w:after="200" w:before="400"/>
-      </w:pPr>
-      <w:r>
-        <w:t xml:space="preserve">5. Automated System Alerts</w:t>
-      </w:r>
-    </w:p>
-    <w:p>
-      <w:r>
-        <w:t xml:space="preserve">The system automatically dispatches notifications for critical events without manual admin intervention:</w:t>
+        <w:spacing w:before="400" w:after="200"/>
+      </w:pPr>
+      <w:r>
+        <w:t>5. Automated System Alerts</w:t>
+      </w:r>
+    </w:p>
+    <w:p>
+      <w:r>
+        <w:t>The system automatically dispatches notifications for critical events without manual admin intervention:</w:t>
       </w:r>
     </w:p>
     <w:p>
@@ -288,7 +288,7 @@
         </w:numPr>
       </w:pPr>
       <w:r>
-        <w:t xml:space="preserve">Visitor Arrivals: When a visitor is checked in at the gate, the resident of the target unit receives an instant notification.</w:t>
+        <w:t>Visitor Arrivals: When a visitor is checked in at the gate, the resident of the target unit receives an instant notification.</w:t>
       </w:r>
     </w:p>
     <w:p>
@@ -300,7 +300,7 @@
         </w:numPr>
       </w:pPr>
       <w:r>
-        <w:t xml:space="preserve">Maintenance Tickets: When a ticket's status is updated, the resident who created the ticket is notified.</w:t>
+        <w:t>Maintenance Tickets: When a ticket's status is updated, the resident who created the ticket is notified.</w:t>
       </w:r>
     </w:p>
     <w:p>
@@ -312,16 +312,17 @@
         </w:numPr>
       </w:pPr>
       <w:r>
-        <w:t xml:space="preserve">Complaints: When a complaint status changes or is resolved, the issuer receives a notification update.</w:t>
+        <w:t>Complaints: When a complaint status changes or is resolved, the issuer receives a notification update.</w:t>
       </w:r>
     </w:p>
     <w:p>
       <w:pPr>
         <w:pStyle w:val="Heading2"/>
-        <w:spacing w:after="200" w:before="400"/>
-      </w:pPr>
-      <w:r>
-        <w:t xml:space="preserve">6. Troubleshooting</w:t>
+        <w:spacing w:before="400" w:after="200"/>
+      </w:pPr>
+      <w:r>
+        <w:lastRenderedPageBreak/>
+        <w:t>6. Troubleshooting</w:t>
       </w:r>
     </w:p>
     <w:p>
@@ -333,7 +334,7 @@
         </w:numPr>
       </w:pPr>
       <w:r>
-        <w:t xml:space="preserve">Not receiving push notifications? Check browser settings to ensure notifications are allowed for the site.</w:t>
+        <w:t>Not receiving push notifications? Check browser settings to ensure notifications are allowed for the site.</w:t>
       </w:r>
     </w:p>
     <w:p>
@@ -345,102 +346,413 @@
         </w:numPr>
       </w:pPr>
       <w:r>
-        <w:t xml:space="preserve">No sound? Browser autoplay policies may block the chime if the user hasn't interacted with the page yet. Click anywhere on the dashboard to enable audio.</w:t>
+        <w:t>No sound? Browser autoplay policies may block the chime if the user hasn't interacted with the page yet. Click anywhere on the dashboard to enable audio.</w:t>
+      </w:r>
+    </w:p>
+    <w:p>
+      <w:pPr>
+        <w:pStyle w:val="ListParagraph"/>
+        <w:ind w:left="720"/>
+      </w:pPr>
+    </w:p>
+    <w:p>
+      <w:pPr>
+        <w:pStyle w:val="ListParagraph"/>
+        <w:ind w:left="720"/>
+      </w:pPr>
+    </w:p>
+    <w:p>
+      <w:pPr>
+        <w:pStyle w:val="ListParagraph"/>
+        <w:ind w:left="720"/>
+      </w:pPr>
+      <w:r>
+        <w:t>Cache cleaned successfully!</w:t>
+      </w:r>
+    </w:p>
+    <w:p>
+      <w:pPr>
+        <w:pStyle w:val="ListParagraph"/>
+        <w:ind w:left="720"/>
+      </w:pPr>
+      <w:r>
+        <w:t xml:space="preserve">good </w:t>
+      </w:r>
+      <w:proofErr w:type="gramStart"/>
+      <w:r>
+        <w:t>morning</w:t>
+      </w:r>
+      <w:proofErr w:type="gramEnd"/>
+      <w:r>
+        <w:t xml:space="preserve"> Namaste, please reduce (mobile view) 20% in the admin backend dashboard - Activity Logs, Resident/Tenant Ledger and Electricity Billing text, lists fonts size view</w:t>
+      </w:r>
+    </w:p>
+    <w:p>
+      <w:pPr>
+        <w:pStyle w:val="ListParagraph"/>
+        <w:ind w:left="720"/>
+      </w:pPr>
+    </w:p>
+    <w:p>
+      <w:pPr>
+        <w:pStyle w:val="ListParagraph"/>
+        <w:ind w:left="720"/>
+      </w:pPr>
+      <w:r>
+        <w:t xml:space="preserve">good </w:t>
+      </w:r>
+      <w:r>
+        <w:t>evening</w:t>
+      </w:r>
+      <w:r>
+        <w:t xml:space="preserve">, please build sub menu in admin </w:t>
+      </w:r>
+      <w:r>
+        <w:t>dashboard</w:t>
+      </w:r>
+      <w:r>
+        <w:t xml:space="preserve"> - Users - Staff - (in add all backend users as Manager, Shops/store keeper, office </w:t>
+      </w:r>
+      <w:r>
+        <w:t>assistant</w:t>
+      </w:r>
+      <w:r>
+        <w:t xml:space="preserve">) delivery/Rider - (in add all delivery-boy users) Customer - (in add all </w:t>
+      </w:r>
+      <w:r>
+        <w:t>general</w:t>
+      </w:r>
+      <w:r>
+        <w:t xml:space="preserve"> </w:t>
+      </w:r>
+      <w:r>
+        <w:t>consumer</w:t>
+      </w:r>
+      <w:r>
+        <w:t xml:space="preserve"> -</w:t>
+      </w:r>
+      <w:r>
+        <w:t xml:space="preserve"> customer users)</w:t>
+      </w:r>
+    </w:p>
+    <w:p>
+      <w:pPr>
+        <w:pStyle w:val="ListParagraph"/>
+        <w:ind w:left="720"/>
+      </w:pPr>
+    </w:p>
+    <w:p>
+      <w:pPr>
+        <w:pStyle w:val="ListParagraph"/>
+        <w:ind w:left="720"/>
+      </w:pPr>
+      <w:r>
+        <w:t>please build Rider/delivery-boy, account leader log and settlement</w:t>
+      </w:r>
+    </w:p>
+    <w:p>
+      <w:pPr>
+        <w:pStyle w:val="ListParagraph"/>
+        <w:ind w:left="720"/>
+      </w:pPr>
+    </w:p>
+    <w:p>
+      <w:pPr>
+        <w:pStyle w:val="ListParagraph"/>
+        <w:ind w:left="720"/>
+      </w:pPr>
+      <w:proofErr w:type="spellStart"/>
+      <w:r>
+        <w:t>nepvoteliv</w:t>
+      </w:r>
+      <w:proofErr w:type="spellEnd"/>
+    </w:p>
+    <w:p>
+      <w:pPr>
+        <w:pStyle w:val="ListParagraph"/>
+        <w:ind w:left="720"/>
+      </w:pPr>
+      <w:r>
+        <w:t>u382450994_manaraj</w:t>
+      </w:r>
+    </w:p>
+    <w:p>
+      <w:pPr>
+        <w:pStyle w:val="ListParagraph"/>
+        <w:ind w:left="720"/>
+      </w:pPr>
+    </w:p>
+    <w:p>
+      <w:pPr>
+        <w:pStyle w:val="ListParagraph"/>
+        <w:ind w:left="720"/>
+      </w:pPr>
+      <w:r>
+        <w:t xml:space="preserve">+ </w:t>
+      </w:r>
+      <w:proofErr w:type="spellStart"/>
+      <w:r>
+        <w:t>information_schema</w:t>
+      </w:r>
+      <w:proofErr w:type="spellEnd"/>
+      <w:r>
+        <w:t xml:space="preserve"> </w:t>
+      </w:r>
+    </w:p>
+    <w:p>
+      <w:pPr>
+        <w:pStyle w:val="ListParagraph"/>
+        <w:ind w:left="720"/>
+      </w:pPr>
+      <w:r>
+        <w:t xml:space="preserve">u382450994_nepvoteliv </w:t>
+      </w:r>
+    </w:p>
+    <w:p>
+      <w:pPr>
+        <w:pStyle w:val="ListParagraph"/>
+        <w:ind w:left="720"/>
+      </w:pPr>
+      <w:r>
+        <w:t xml:space="preserve">New </w:t>
+      </w:r>
+    </w:p>
+    <w:p>
+      <w:pPr>
+        <w:pStyle w:val="ListParagraph"/>
+        <w:ind w:left="720"/>
+      </w:pPr>
+      <w:r>
+        <w:t xml:space="preserve">+ admins </w:t>
+      </w:r>
+    </w:p>
+    <w:p>
+      <w:pPr>
+        <w:pStyle w:val="ListParagraph"/>
+        <w:ind w:left="720"/>
+      </w:pPr>
+      <w:r>
+        <w:t xml:space="preserve">+ candidates </w:t>
+      </w:r>
+    </w:p>
+    <w:p>
+      <w:pPr>
+        <w:pStyle w:val="ListParagraph"/>
+        <w:ind w:left="720"/>
+      </w:pPr>
+      <w:r>
+        <w:t xml:space="preserve">+ events </w:t>
+      </w:r>
+    </w:p>
+    <w:p>
+      <w:pPr>
+        <w:pStyle w:val="ListParagraph"/>
+        <w:ind w:left="720"/>
+      </w:pPr>
+      <w:r>
+        <w:t>+ votes</w:t>
+      </w:r>
+    </w:p>
+    <w:p>
+      <w:pPr>
+        <w:pStyle w:val="ListParagraph"/>
+        <w:ind w:left="720"/>
+      </w:pPr>
+    </w:p>
+    <w:p>
+      <w:pPr>
+        <w:pStyle w:val="ListParagraph"/>
+        <w:ind w:left="720"/>
+      </w:pPr>
+      <w:r>
+        <w:t>Dialectic of Enlightenment</w:t>
+      </w:r>
+    </w:p>
+    <w:p>
+      <w:pPr>
+        <w:pStyle w:val="ListParagraph"/>
+        <w:ind w:left="720"/>
+      </w:pPr>
+    </w:p>
+    <w:tbl>
+      <w:tblPr>
+        <w:tblW w:w="16617" w:type="dxa"/>
+        <w:tblCellSpacing w:w="15" w:type="dxa"/>
+        <w:shd w:val="clear" w:color="auto" w:fill="FFFFFF"/>
+        <w:tblCellMar>
+          <w:top w:w="15" w:type="dxa"/>
+          <w:left w:w="15" w:type="dxa"/>
+          <w:bottom w:w="15" w:type="dxa"/>
+          <w:right w:w="15" w:type="dxa"/>
+        </w:tblCellMar>
+        <w:tblLook w:val="04A0" w:firstRow="1" w:lastRow="0" w:firstColumn="1" w:lastColumn="0" w:noHBand="0" w:noVBand="1"/>
+      </w:tblPr>
+      <w:tblGrid>
+        <w:gridCol w:w="3368"/>
+        <w:gridCol w:w="3353"/>
+        <w:gridCol w:w="6484"/>
+        <w:gridCol w:w="3412"/>
+      </w:tblGrid>
+      <w:tr>
+        <w:trPr>
+          <w:tblCellSpacing w:w="15" w:type="dxa"/>
+        </w:trPr>
+        <w:tc>
+          <w:tcPr>
+            <w:tcW w:w="3323" w:type="dxa"/>
+            <w:shd w:val="clear" w:color="auto" w:fill="FFFFFF"/>
+            <w:tcMar>
+              <w:top w:w="180" w:type="dxa"/>
+              <w:left w:w="240" w:type="dxa"/>
+              <w:bottom w:w="180" w:type="dxa"/>
+              <w:right w:w="240" w:type="dxa"/>
+            </w:tcMar>
+            <w:vAlign w:val="center"/>
+            <w:hideMark/>
+          </w:tcPr>
+          <w:p>
+            <w:pPr>
+              <w:pStyle w:val="ListParagraph"/>
+              <w:ind w:left="720"/>
+            </w:pPr>
+            <w:r>
+              <w:t>u382450994_nepvoteliv1 MB</w:t>
+            </w:r>
+          </w:p>
+        </w:tc>
+        <w:tc>
+          <w:tcPr>
+            <w:tcW w:w="3323" w:type="dxa"/>
+            <w:shd w:val="clear" w:color="auto" w:fill="FFFFFF"/>
+            <w:tcMar>
+              <w:top w:w="180" w:type="dxa"/>
+              <w:left w:w="240" w:type="dxa"/>
+              <w:bottom w:w="180" w:type="dxa"/>
+              <w:right w:w="240" w:type="dxa"/>
+            </w:tcMar>
+            <w:vAlign w:val="center"/>
+            <w:hideMark/>
+          </w:tcPr>
+          <w:p>
+            <w:pPr>
+              <w:pStyle w:val="ListParagraph"/>
+              <w:ind w:left="720"/>
+            </w:pPr>
+            <w:r>
+              <w:t>u382450994_manaraj</w:t>
+            </w:r>
+          </w:p>
+        </w:tc>
+        <w:tc>
+          <w:tcPr>
+            <w:tcW w:w="0" w:type="auto"/>
+            <w:shd w:val="clear" w:color="auto" w:fill="FFFFFF"/>
+            <w:tcMar>
+              <w:top w:w="180" w:type="dxa"/>
+              <w:left w:w="240" w:type="dxa"/>
+              <w:bottom w:w="180" w:type="dxa"/>
+              <w:right w:w="240" w:type="dxa"/>
+            </w:tcMar>
+            <w:vAlign w:val="center"/>
+            <w:hideMark/>
+          </w:tcPr>
+          <w:p>
+            <w:pPr>
+              <w:pStyle w:val="ListParagraph"/>
+              <w:ind w:left="720"/>
+            </w:pPr>
+            <w:r>
+              <w:t>2026-09-14</w:t>
+            </w:r>
+          </w:p>
+        </w:tc>
+        <w:tc>
+          <w:tcPr>
+            <w:tcW w:w="3367" w:type="dxa"/>
+            <w:shd w:val="clear" w:color="auto" w:fill="FFFFFF"/>
+            <w:tcMar>
+              <w:top w:w="180" w:type="dxa"/>
+              <w:left w:w="240" w:type="dxa"/>
+              <w:bottom w:w="180" w:type="dxa"/>
+              <w:right w:w="240" w:type="dxa"/>
+            </w:tcMar>
+            <w:vAlign w:val="center"/>
+            <w:hideMark/>
+          </w:tcPr>
+          <w:p>
+            <w:pPr>
+              <w:pStyle w:val="ListParagraph"/>
+              <w:ind w:left="720"/>
+            </w:pPr>
+            <w:r>
+              <w:t>nepvoteliv.onlinenepa.com</w:t>
+            </w:r>
+          </w:p>
+        </w:tc>
+      </w:tr>
+    </w:tbl>
+    <w:p>
+      <w:pPr>
+        <w:pStyle w:val="ListParagraph"/>
+        <w:ind w:left="720"/>
+        <w:rPr>
+          <w:b/>
+          <w:bCs/>
+        </w:rPr>
+      </w:pPr>
+      <w:r>
+        <w:rPr>
+          <w:b/>
+          <w:bCs/>
+        </w:rPr>
+        <w:t>next-enterprises.com.np</w:t>
+      </w:r>
+    </w:p>
+    <w:p>
+      <w:pPr>
+        <w:pStyle w:val="ListParagraph"/>
+        <w:ind w:left="720"/>
+        <w:rPr>
+          <w:b/>
+          <w:bCs/>
+        </w:rPr>
+      </w:pPr>
+    </w:p>
+    <w:p>
+      <w:pPr>
+        <w:pStyle w:val="ListParagraph"/>
+        <w:ind w:left="720"/>
+      </w:pPr>
+      <w:r>
+        <w:t>ns1.dns-parking.com</w:t>
+      </w:r>
+    </w:p>
+    <w:p>
+      <w:pPr>
+        <w:pStyle w:val="ListParagraph"/>
+        <w:ind w:left="720"/>
+      </w:pPr>
+      <w:r>
+        <w:t>ns2.dns-parking.com</w:t>
       </w:r>
     </w:p>
     <w:sectPr>
-      <w:pgSz w:w="11906" w:h="16838" w:orient="portrait"/>
+      <w:pgSz w:w="11906" w:h="16838"/>
       <w:pgMar w:top="1440" w:right="1440" w:bottom="1440" w:left="1440" w:header="708" w:footer="708" w:gutter="0"/>
-      <w:pgNumType/>
+      <w:cols w:space="720"/>
       <w:docGrid w:linePitch="360"/>
     </w:sectPr>
   </w:body>
 </w:document>
 </file>
 
-<file path=word/comments.xml><?xml version="1.0" encoding="utf-8"?>
-<w:comments xmlns:cx="http://schemas.microsoft.com/office/drawing/2014/chartex" xmlns:cx1="http://schemas.microsoft.com/office/drawing/2015/9/8/chartex" xmlns:cx2="http://schemas.microsoft.com/office/drawing/2015/10/21/chartex" xmlns:cx3="http://schemas.microsoft.com/office/drawing/2016/5/9/chartex" xmlns:cx4="http://schemas.microsoft.com/office/drawing/2016/5/10/chartex" xmlns:cx5="http://schemas.microsoft.com/office/drawing/2016/5/11/chartex" xmlns:cx6="http://schemas.microsoft.com/office/drawing/2016/5/12/chartex" xmlns:cx7="http://schemas.microsoft.com/office/drawing/2016/5/13/chartex" xmlns:cx8="http://schemas.microsoft.com/office/drawing/2016/5/14/chartex" xmlns:mc="http://schemas.openxmlformats.org/markup-compatibility/2006" xmlns:aink="http://schemas.microsoft.com/office/drawing/2016/ink" xmlns:am3d="http://schemas.microsoft.com/office/drawing/2017/model3d" xmlns:o="urn:schemas-microsoft-com:office:office" xmlns:r="http://schemas.openxmlformats.org/officeDocument/2006/relationships" xmlns:m="http://schemas.openxmlformats.org/officeDocument/2006/math" xmlns:v="urn:schemas-microsoft-com:vml" xmlns:wp14="http://schemas.microsoft.com/office/word/2010/wordprocessingDrawing" xmlns:wp="http://schemas.openxmlformats.org/drawingml/2006/wordprocessingDrawing" xmlns:w10="urn:schemas-microsoft-com:office:word" xmlns:w="http://schemas.openxmlformats.org/wordprocessingml/2006/main" xmlns:w14="http://schemas.microsoft.com/office/word/2010/wordml" xmlns:w15="http://schemas.microsoft.com/office/word/2012/wordml" xmlns:w16cex="http://schemas.microsoft.com/office/word/2018/wordml/cex" xmlns:w16cid="http://schemas.microsoft.com/office/word/2016/wordml/cid" xmlns:w16="http://schemas.microsoft.com/office/word/2018/wordml" xmlns:w16sdtdh="http://schemas.microsoft.com/office/word/2020/wordml/sdtdatahash" xmlns:w16se="http://schemas.microsoft.com/office/word/2015/wordml/symex" xmlns:wpg="http://schemas.microsoft.com/office/word/2010/wordprocessingGroup" xmlns:wpi="http://schemas.microsoft.com/office/word/2010/wordprocessingInk" xmlns:wne="http://schemas.microsoft.com/office/word/2006/wordml" xmlns:wps="http://schemas.microsoft.com/office/word/2010/wordprocessingShape"/>
-</file>
-
-<file path=word/endnotes.xml><?xml version="1.0" encoding="utf-8"?>
-<w:endnotes xmlns:wpc="http://schemas.microsoft.com/office/word/2010/wordprocessingCanvas" xmlns:mc="http://schemas.openxmlformats.org/markup-compatibility/2006" xmlns:o="urn:schemas-microsoft-com:office:office" xmlns:r="http://schemas.openxmlformats.org/officeDocument/2006/relationships" xmlns:m="http://schemas.openxmlformats.org/officeDocument/2006/math" xmlns:v="urn:schemas-microsoft-com:vml" xmlns:wp14="http://schemas.microsoft.com/office/word/2010/wordprocessingDrawing" xmlns:wp="http://schemas.openxmlformats.org/drawingml/2006/wordprocessingDrawing" xmlns:w10="urn:schemas-microsoft-com:office:word" xmlns:w="http://schemas.openxmlformats.org/wordprocessingml/2006/main" xmlns:w14="http://schemas.microsoft.com/office/word/2010/wordml" xmlns:w15="http://schemas.microsoft.com/office/word/2012/wordml" xmlns:wpg="http://schemas.microsoft.com/office/word/2010/wordprocessingGroup" xmlns:wpi="http://schemas.microsoft.com/office/word/2010/wordprocessingInk" xmlns:wne="http://schemas.microsoft.com/office/word/2006/wordml" xmlns:wps="http://schemas.microsoft.com/office/word/2010/wordprocessingShape" mc:Ignorable="w14 w15 wp14">
-  <w:endnote w:type="separator" w:id="-1">
-    <w:p>
-      <w:pPr>
-        <w:spacing w:after="0" w:line="240" w:lineRule="auto"/>
-      </w:pPr>
-      <w:r>
-        <w:rPr>
-          <w:rStyle w:val="EndnoteReference"/>
-        </w:rPr>
-        <w:endnoteRef/>
-      </w:r>
-      <w:r>
-        <w:separator/>
-      </w:r>
-    </w:p>
-  </w:endnote>
-  <w:endnote w:type="continuationSeparator" w:id="0">
-    <w:p>
-      <w:pPr>
-        <w:spacing w:after="0" w:line="240" w:lineRule="auto"/>
-      </w:pPr>
-      <w:r>
-        <w:rPr>
-          <w:rStyle w:val="EndnoteReference"/>
-        </w:rPr>
-        <w:endnoteRef/>
-      </w:r>
-      <w:r>
-        <w:continuationSeparator/>
-      </w:r>
-    </w:p>
-  </w:endnote>
-</w:endnotes>
-</file>
-
-<file path=word/footnotes.xml><?xml version="1.0" encoding="utf-8"?>
-<w:footnotes xmlns:wpc="http://schemas.microsoft.com/office/word/2010/wordprocessingCanvas" xmlns:mc="http://schemas.openxmlformats.org/markup-compatibility/2006" xmlns:o="urn:schemas-microsoft-com:office:office" xmlns:r="http://schemas.openxmlformats.org/officeDocument/2006/relationships" xmlns:m="http://schemas.openxmlformats.org/officeDocument/2006/math" xmlns:v="urn:schemas-microsoft-com:vml" xmlns:wp14="http://schemas.microsoft.com/office/word/2010/wordprocessingDrawing" xmlns:wp="http://schemas.openxmlformats.org/drawingml/2006/wordprocessingDrawing" xmlns:w10="urn:schemas-microsoft-com:office:word" xmlns:w="http://schemas.openxmlformats.org/wordprocessingml/2006/main" xmlns:w14="http://schemas.microsoft.com/office/word/2010/wordml" xmlns:w15="http://schemas.microsoft.com/office/word/2012/wordml" xmlns:wpg="http://schemas.microsoft.com/office/word/2010/wordprocessingGroup" xmlns:wpi="http://schemas.microsoft.com/office/word/2010/wordprocessingInk" xmlns:wne="http://schemas.microsoft.com/office/word/2006/wordml" xmlns:wps="http://schemas.microsoft.com/office/word/2010/wordprocessingShape" mc:Ignorable="w14 w15 wp14">
-  <w:footnote w:type="separator" w:id="-1">
-    <w:p>
-      <w:pPr>
-        <w:spacing w:after="0" w:line="240" w:lineRule="auto"/>
-      </w:pPr>
-      <w:r>
-        <w:rPr>
-          <w:rStyle w:val="FootnoteReference"/>
-        </w:rPr>
-        <w:footnoteRef/>
-      </w:r>
-      <w:r>
-        <w:separator/>
-      </w:r>
-    </w:p>
-  </w:footnote>
-  <w:footnote w:type="continuationSeparator" w:id="0">
-    <w:p>
-      <w:pPr>
-        <w:spacing w:after="0" w:line="240" w:lineRule="auto"/>
-      </w:pPr>
-      <w:r>
-        <w:rPr>
-          <w:rStyle w:val="FootnoteReference"/>
-        </w:rPr>
-        <w:footnoteRef/>
-      </w:r>
-      <w:r>
-        <w:continuationSeparator/>
-      </w:r>
-    </w:p>
-  </w:footnote>
-</w:footnotes>
-</file>
-
 <file path=word/numbering.xml><?xml version="1.0" encoding="utf-8"?>
-<w:numbering xmlns:wpc="http://schemas.microsoft.com/office/word/2010/wordprocessingCanvas" xmlns:mc="http://schemas.openxmlformats.org/markup-compatibility/2006" xmlns:o="urn:schemas-microsoft-com:office:office" xmlns:r="http://schemas.openxmlformats.org/officeDocument/2006/relationships" xmlns:m="http://schemas.openxmlformats.org/officeDocument/2006/math" xmlns:v="urn:schemas-microsoft-com:vml" xmlns:wp14="http://schemas.microsoft.com/office/word/2010/wordprocessingDrawing" xmlns:wp="http://schemas.openxmlformats.org/drawingml/2006/wordprocessingDrawing" xmlns:w10="urn:schemas-microsoft-com:office:word" xmlns:w="http://schemas.openxmlformats.org/wordprocessingml/2006/main" xmlns:w14="http://schemas.microsoft.com/office/word/2010/wordml" xmlns:w15="http://schemas.microsoft.com/office/word/2012/wordml" xmlns:wpg="http://schemas.microsoft.com/office/word/2010/wordprocessingGroup" xmlns:wpi="http://schemas.microsoft.com/office/word/2010/wordprocessingInk" xmlns:wne="http://schemas.microsoft.com/office/word/2006/wordml" xmlns:wps="http://schemas.microsoft.com/office/word/2010/wordprocessingShape" mc:Ignorable="w14 w15 wp14">
-  <w:abstractNum w:abstractNumId="1" w15:restartNumberingAfterBreak="0">
+<w:numbering xmlns:wpc="http://schemas.microsoft.com/office/word/2010/wordprocessingCanvas" xmlns:cx="http://schemas.microsoft.com/office/drawing/2014/chartex" xmlns:cx1="http://schemas.microsoft.com/office/drawing/2015/9/8/chartex" xmlns:cx2="http://schemas.microsoft.com/office/drawing/2015/10/21/chartex" xmlns:cx3="http://schemas.microsoft.com/office/drawing/2016/5/9/chartex" xmlns:cx4="http://schemas.microsoft.com/office/drawing/2016/5/10/chartex" xmlns:cx5="http://schemas.microsoft.com/office/drawing/2016/5/11/chartex" xmlns:cx6="http://schemas.microsoft.com/office/drawing/2016/5/12/chartex" xmlns:cx7="http://schemas.microsoft.com/office/drawing/2016/5/13/chartex" xmlns:cx8="http://schemas.microsoft.com/office/drawing/2016/5/14/chartex" xmlns:mc="http://schemas.openxmlformats.org/markup-compatibility/2006" xmlns:aink="http://schemas.microsoft.com/office/drawing/2016/ink" xmlns:am3d="http://schemas.microsoft.com/office/drawing/2017/model3d" xmlns:o="urn:schemas-microsoft-com:office:office" xmlns:oel="http://schemas.microsoft.com/office/2019/extlst" xmlns:r="http://schemas.openxmlformats.org/officeDocument/2006/relationships" xmlns:m="http://schemas.openxmlformats.org/officeDocument/2006/math" xmlns:v="urn:schemas-microsoft-com:vml" xmlns:wp14="http://schemas.microsoft.com/office/word/2010/wordprocessingDrawing" xmlns:wp="http://schemas.openxmlformats.org/drawingml/2006/wordprocessingDrawing" xmlns:w10="urn:schemas-microsoft-com:office:word" xmlns:w="http://schemas.openxmlformats.org/wordprocessingml/2006/main" xmlns:w14="http://schemas.microsoft.com/office/word/2010/wordml" xmlns:w15="http://schemas.microsoft.com/office/word/2012/wordml" xmlns:w16cex="http://schemas.microsoft.com/office/word/2018/wordml/cex" xmlns:w16cid="http://schemas.microsoft.com/office/word/2016/wordml/cid" xmlns:w16="http://schemas.microsoft.com/office/word/2018/wordml" xmlns:w16du="http://schemas.microsoft.com/office/word/2023/wordml/word16du" xmlns:w16sdtdh="http://schemas.microsoft.com/office/word/2020/wordml/sdtdatahash" xmlns:w16sdtfl="http://schemas.microsoft.com/office/word/2024/wordml/sdtformatlock" xmlns:w16se="http://schemas.microsoft.com/office/word/2015/wordml/symex" xmlns:wpg="http://schemas.microsoft.com/office/word/2010/wordprocessingGroup" xmlns:wpi="http://schemas.microsoft.com/office/word/2010/wordprocessingInk" xmlns:wne="http://schemas.microsoft.com/office/word/2006/wordml" xmlns:wps="http://schemas.microsoft.com/office/word/2010/wordprocessingShape" mc:Ignorable="w14 w15 w16se w16cid w16 w16cex w16sdtdh w16sdtfl w16du wp14">
+  <w:abstractNum w:abstractNumId="0" w15:restartNumberingAfterBreak="0">
+    <w:nsid w:val="40DE513F"/>
     <w:multiLevelType w:val="hybridMultilevel"/>
-    <w:lvl w:ilvl="0" w15:tentative="1">
+    <w:tmpl w:val="5ACE1B8A"/>
+    <w:lvl w:ilvl="0" w:tplc="CF5A49AE">
       <w:start w:val="1"/>
       <w:numFmt w:val="bullet"/>
       <w:lvlText w:val="●"/>
@@ -449,7 +761,7 @@
         <w:ind w:left="720" w:hanging="360"/>
       </w:pPr>
     </w:lvl>
-    <w:lvl w:ilvl="1" w15:tentative="1">
+    <w:lvl w:ilvl="1" w:tplc="08864BF6">
       <w:start w:val="1"/>
       <w:numFmt w:val="bullet"/>
       <w:lvlText w:val="○"/>
@@ -458,7 +770,7 @@
         <w:ind w:left="1440" w:hanging="360"/>
       </w:pPr>
     </w:lvl>
-    <w:lvl w:ilvl="2" w15:tentative="1">
+    <w:lvl w:ilvl="2" w:tplc="84BCB44E">
       <w:start w:val="1"/>
       <w:numFmt w:val="bullet"/>
       <w:lvlText w:val="■"/>
@@ -467,7 +779,7 @@
         <w:ind w:left="2160" w:hanging="360"/>
       </w:pPr>
     </w:lvl>
-    <w:lvl w:ilvl="3" w15:tentative="1">
+    <w:lvl w:ilvl="3" w:tplc="A6385868">
       <w:start w:val="1"/>
       <w:numFmt w:val="bullet"/>
       <w:lvlText w:val="●"/>
@@ -476,7 +788,7 @@
         <w:ind w:left="2880" w:hanging="360"/>
       </w:pPr>
     </w:lvl>
-    <w:lvl w:ilvl="4" w15:tentative="1">
+    <w:lvl w:ilvl="4" w:tplc="F2009038">
       <w:start w:val="1"/>
       <w:numFmt w:val="bullet"/>
       <w:lvlText w:val="○"/>
@@ -485,7 +797,7 @@
         <w:ind w:left="3600" w:hanging="360"/>
       </w:pPr>
     </w:lvl>
-    <w:lvl w:ilvl="5" w15:tentative="1">
+    <w:lvl w:ilvl="5" w:tplc="27147C60">
       <w:start w:val="1"/>
       <w:numFmt w:val="bullet"/>
       <w:lvlText w:val="■"/>
@@ -494,7 +806,7 @@
         <w:ind w:left="4320" w:hanging="360"/>
       </w:pPr>
     </w:lvl>
-    <w:lvl w:ilvl="6" w15:tentative="1">
+    <w:lvl w:ilvl="6" w:tplc="CDDE7064">
       <w:start w:val="1"/>
       <w:numFmt w:val="bullet"/>
       <w:lvlText w:val="●"/>
@@ -503,7 +815,7 @@
         <w:ind w:left="5040" w:hanging="360"/>
       </w:pPr>
     </w:lvl>
-    <w:lvl w:ilvl="7" w15:tentative="1">
+    <w:lvl w:ilvl="7" w:tplc="18189A1A">
       <w:start w:val="1"/>
       <w:numFmt w:val="bullet"/>
       <w:lvlText w:val="●"/>
@@ -512,7 +824,7 @@
         <w:ind w:left="5760" w:hanging="360"/>
       </w:pPr>
     </w:lvl>
-    <w:lvl w:ilvl="8" w15:tentative="1">
+    <w:lvl w:ilvl="8" w:tplc="4C3E486E">
       <w:start w:val="1"/>
       <w:numFmt w:val="bullet"/>
       <w:lvlText w:val="●"/>
@@ -522,8 +834,8 @@
       </w:pPr>
     </w:lvl>
   </w:abstractNum>
-  <w:num w:numId="1">
-    <w:abstractNumId w:val="1"/>
+  <w:num w:numId="1" w16cid:durableId="945885722">
+    <w:abstractNumId w:val="0"/>
     <w:lvlOverride w:ilvl="0">
       <w:startOverride w:val="1"/>
     </w:lvlOverride>
@@ -532,87 +844,517 @@
 </file>
 
 <file path=word/styles.xml><?xml version="1.0" encoding="utf-8"?>
-<w:styles xmlns:mc="http://schemas.openxmlformats.org/markup-compatibility/2006" xmlns:r="http://schemas.openxmlformats.org/officeDocument/2006/relationships" xmlns:w="http://schemas.openxmlformats.org/wordprocessingml/2006/main" xmlns:w14="http://schemas.microsoft.com/office/word/2010/wordml" xmlns:w15="http://schemas.microsoft.com/office/word/2012/wordml" mc:Ignorable="w14 w15">
+<w:styles xmlns:mc="http://schemas.openxmlformats.org/markup-compatibility/2006" xmlns:r="http://schemas.openxmlformats.org/officeDocument/2006/relationships" xmlns:w="http://schemas.openxmlformats.org/wordprocessingml/2006/main" xmlns:w14="http://schemas.microsoft.com/office/word/2010/wordml" xmlns:w15="http://schemas.microsoft.com/office/word/2012/wordml" xmlns:w16cex="http://schemas.microsoft.com/office/word/2018/wordml/cex" xmlns:w16cid="http://schemas.microsoft.com/office/word/2016/wordml/cid" xmlns:w16="http://schemas.microsoft.com/office/word/2018/wordml" xmlns:w16du="http://schemas.microsoft.com/office/word/2023/wordml/word16du" xmlns:w16sdtdh="http://schemas.microsoft.com/office/word/2020/wordml/sdtdatahash" xmlns:w16sdtfl="http://schemas.microsoft.com/office/word/2024/wordml/sdtformatlock" xmlns:w16se="http://schemas.microsoft.com/office/word/2015/wordml/symex" mc:Ignorable="w14 w15 w16se w16cid w16 w16cex w16sdtdh w16sdtfl w16du">
   <w:docDefaults>
-    <w:rPrDefault/>
+    <w:rPrDefault>
+      <w:rPr>
+        <w:rFonts w:ascii="Times New Roman" w:eastAsia="Times New Roman" w:hAnsi="Times New Roman" w:cs="Times New Roman"/>
+        <w:lang w:val="en-US" w:eastAsia="en-US" w:bidi="ar-SA"/>
+      </w:rPr>
+    </w:rPrDefault>
     <w:pPrDefault/>
   </w:docDefaults>
+  <w:latentStyles w:defLockedState="0" w:defUIPriority="99" w:defSemiHidden="0" w:defUnhideWhenUsed="0" w:defQFormat="0" w:count="376">
+    <w:lsdException w:name="Normal" w:uiPriority="0" w:qFormat="1"/>
+    <w:lsdException w:name="heading 1" w:uiPriority="9" w:qFormat="1"/>
+    <w:lsdException w:name="heading 2" w:semiHidden="1" w:uiPriority="9" w:unhideWhenUsed="1" w:qFormat="1"/>
+    <w:lsdException w:name="heading 3" w:semiHidden="1" w:uiPriority="9" w:unhideWhenUsed="1" w:qFormat="1"/>
+    <w:lsdException w:name="heading 4" w:semiHidden="1" w:uiPriority="9" w:unhideWhenUsed="1" w:qFormat="1"/>
+    <w:lsdException w:name="heading 5" w:semiHidden="1" w:uiPriority="9" w:unhideWhenUsed="1" w:qFormat="1"/>
+    <w:lsdException w:name="heading 6" w:semiHidden="1" w:uiPriority="9" w:unhideWhenUsed="1" w:qFormat="1"/>
+    <w:lsdException w:name="heading 7" w:semiHidden="1" w:uiPriority="9" w:unhideWhenUsed="1" w:qFormat="1"/>
+    <w:lsdException w:name="heading 8" w:semiHidden="1" w:uiPriority="9" w:unhideWhenUsed="1" w:qFormat="1"/>
+    <w:lsdException w:name="heading 9" w:semiHidden="1" w:uiPriority="9" w:unhideWhenUsed="1" w:qFormat="1"/>
+    <w:lsdException w:name="index 1" w:semiHidden="1" w:unhideWhenUsed="1"/>
+    <w:lsdException w:name="index 2" w:semiHidden="1" w:unhideWhenUsed="1"/>
+    <w:lsdException w:name="index 3" w:semiHidden="1" w:unhideWhenUsed="1"/>
+    <w:lsdException w:name="index 4" w:semiHidden="1" w:unhideWhenUsed="1"/>
+    <w:lsdException w:name="index 5" w:semiHidden="1" w:unhideWhenUsed="1"/>
+    <w:lsdException w:name="index 6" w:semiHidden="1" w:unhideWhenUsed="1"/>
+    <w:lsdException w:name="index 7" w:semiHidden="1" w:unhideWhenUsed="1"/>
+    <w:lsdException w:name="index 8" w:semiHidden="1" w:unhideWhenUsed="1"/>
+    <w:lsdException w:name="index 9" w:semiHidden="1" w:unhideWhenUsed="1"/>
+    <w:lsdException w:name="toc 1" w:semiHidden="1" w:uiPriority="39" w:unhideWhenUsed="1"/>
+    <w:lsdException w:name="toc 2" w:semiHidden="1" w:uiPriority="39" w:unhideWhenUsed="1"/>
+    <w:lsdException w:name="toc 3" w:semiHidden="1" w:uiPriority="39" w:unhideWhenUsed="1"/>
+    <w:lsdException w:name="toc 4" w:semiHidden="1" w:uiPriority="39" w:unhideWhenUsed="1"/>
+    <w:lsdException w:name="toc 5" w:semiHidden="1" w:uiPriority="39" w:unhideWhenUsed="1"/>
+    <w:lsdException w:name="toc 6" w:semiHidden="1" w:uiPriority="39" w:unhideWhenUsed="1"/>
+    <w:lsdException w:name="toc 7" w:semiHidden="1" w:uiPriority="39" w:unhideWhenUsed="1"/>
+    <w:lsdException w:name="toc 8" w:semiHidden="1" w:uiPriority="39" w:unhideWhenUsed="1"/>
+    <w:lsdException w:name="toc 9" w:semiHidden="1" w:uiPriority="39" w:unhideWhenUsed="1"/>
+    <w:lsdException w:name="Normal Indent" w:semiHidden="1" w:unhideWhenUsed="1"/>
+    <w:lsdException w:name="footnote text" w:semiHidden="1" w:unhideWhenUsed="1"/>
+    <w:lsdException w:name="annotation text" w:semiHidden="1" w:unhideWhenUsed="1"/>
+    <w:lsdException w:name="header" w:semiHidden="1" w:unhideWhenUsed="1"/>
+    <w:lsdException w:name="footer" w:semiHidden="1" w:unhideWhenUsed="1"/>
+    <w:lsdException w:name="index heading" w:semiHidden="1" w:unhideWhenUsed="1"/>
+    <w:lsdException w:name="caption" w:semiHidden="1" w:uiPriority="35" w:unhideWhenUsed="1" w:qFormat="1"/>
+    <w:lsdException w:name="table of figures" w:semiHidden="1" w:unhideWhenUsed="1"/>
+    <w:lsdException w:name="envelope address" w:semiHidden="1" w:unhideWhenUsed="1"/>
+    <w:lsdException w:name="envelope return" w:semiHidden="1" w:unhideWhenUsed="1"/>
+    <w:lsdException w:name="footnote reference" w:semiHidden="1" w:unhideWhenUsed="1"/>
+    <w:lsdException w:name="annotation reference" w:semiHidden="1" w:unhideWhenUsed="1"/>
+    <w:lsdException w:name="line number" w:semiHidden="1" w:unhideWhenUsed="1"/>
+    <w:lsdException w:name="page number" w:semiHidden="1" w:unhideWhenUsed="1"/>
+    <w:lsdException w:name="endnote reference" w:semiHidden="1" w:unhideWhenUsed="1"/>
+    <w:lsdException w:name="endnote text" w:semiHidden="1" w:unhideWhenUsed="1"/>
+    <w:lsdException w:name="table of authorities" w:semiHidden="1" w:unhideWhenUsed="1"/>
+    <w:lsdException w:name="macro" w:semiHidden="1" w:unhideWhenUsed="1"/>
+    <w:lsdException w:name="toa heading" w:semiHidden="1" w:unhideWhenUsed="1"/>
+    <w:lsdException w:name="List" w:semiHidden="1" w:unhideWhenUsed="1"/>
+    <w:lsdException w:name="List Bullet" w:semiHidden="1" w:unhideWhenUsed="1"/>
+    <w:lsdException w:name="List Number" w:semiHidden="1" w:unhideWhenUsed="1"/>
+    <w:lsdException w:name="List 2" w:semiHidden="1" w:unhideWhenUsed="1"/>
+    <w:lsdException w:name="List 3" w:semiHidden="1" w:unhideWhenUsed="1"/>
+    <w:lsdException w:name="List 4" w:semiHidden="1" w:unhideWhenUsed="1"/>
+    <w:lsdException w:name="List 5" w:semiHidden="1" w:unhideWhenUsed="1"/>
+    <w:lsdException w:name="List Bullet 2" w:semiHidden="1" w:unhideWhenUsed="1"/>
+    <w:lsdException w:name="List Bullet 3" w:semiHidden="1" w:unhideWhenUsed="1"/>
+    <w:lsdException w:name="List Bullet 4" w:semiHidden="1" w:unhideWhenUsed="1"/>
+    <w:lsdException w:name="List Bullet 5" w:semiHidden="1" w:unhideWhenUsed="1"/>
+    <w:lsdException w:name="List Number 2" w:semiHidden="1" w:unhideWhenUsed="1"/>
+    <w:lsdException w:name="List Number 3" w:semiHidden="1" w:unhideWhenUsed="1"/>
+    <w:lsdException w:name="List Number 4" w:semiHidden="1" w:unhideWhenUsed="1"/>
+    <w:lsdException w:name="List Number 5" w:semiHidden="1" w:unhideWhenUsed="1"/>
+    <w:lsdException w:name="Title" w:uiPriority="10" w:qFormat="1"/>
+    <w:lsdException w:name="Closing" w:semiHidden="1" w:unhideWhenUsed="1"/>
+    <w:lsdException w:name="Signature" w:semiHidden="1" w:unhideWhenUsed="1"/>
+    <w:lsdException w:name="Default Paragraph Font" w:semiHidden="1" w:uiPriority="1" w:unhideWhenUsed="1"/>
+    <w:lsdException w:name="Body Text" w:semiHidden="1" w:unhideWhenUsed="1"/>
+    <w:lsdException w:name="Body Text Indent" w:semiHidden="1" w:unhideWhenUsed="1"/>
+    <w:lsdException w:name="List Continue" w:semiHidden="1" w:unhideWhenUsed="1"/>
+    <w:lsdException w:name="List Continue 2" w:semiHidden="1" w:unhideWhenUsed="1"/>
+    <w:lsdException w:name="List Continue 3" w:semiHidden="1" w:unhideWhenUsed="1"/>
+    <w:lsdException w:name="List Continue 4" w:semiHidden="1" w:unhideWhenUsed="1"/>
+    <w:lsdException w:name="List Continue 5" w:semiHidden="1" w:unhideWhenUsed="1"/>
+    <w:lsdException w:name="Message Header" w:semiHidden="1" w:unhideWhenUsed="1"/>
+    <w:lsdException w:name="Subtitle" w:uiPriority="11" w:qFormat="1"/>
+    <w:lsdException w:name="Salutation" w:semiHidden="1" w:unhideWhenUsed="1"/>
+    <w:lsdException w:name="Date" w:semiHidden="1" w:unhideWhenUsed="1"/>
+    <w:lsdException w:name="Body Text First Indent" w:semiHidden="1" w:unhideWhenUsed="1"/>
+    <w:lsdException w:name="Body Text First Indent 2" w:semiHidden="1" w:unhideWhenUsed="1"/>
+    <w:lsdException w:name="Note Heading" w:semiHidden="1" w:unhideWhenUsed="1"/>
+    <w:lsdException w:name="Body Text 2" w:semiHidden="1" w:unhideWhenUsed="1"/>
+    <w:lsdException w:name="Body Text 3" w:semiHidden="1" w:unhideWhenUsed="1"/>
+    <w:lsdException w:name="Body Text Indent 2" w:semiHidden="1" w:unhideWhenUsed="1"/>
+    <w:lsdException w:name="Body Text Indent 3" w:semiHidden="1" w:unhideWhenUsed="1"/>
+    <w:lsdException w:name="Block Text" w:semiHidden="1" w:unhideWhenUsed="1"/>
+    <w:lsdException w:name="Hyperlink" w:semiHidden="1" w:unhideWhenUsed="1"/>
+    <w:lsdException w:name="FollowedHyperlink" w:semiHidden="1" w:unhideWhenUsed="1"/>
+    <w:lsdException w:name="Strong" w:uiPriority="22" w:qFormat="1"/>
+    <w:lsdException w:name="Emphasis" w:uiPriority="20" w:qFormat="1"/>
+    <w:lsdException w:name="Document Map" w:semiHidden="1" w:unhideWhenUsed="1"/>
+    <w:lsdException w:name="Plain Text" w:semiHidden="1" w:unhideWhenUsed="1"/>
+    <w:lsdException w:name="E-mail Signature" w:semiHidden="1" w:unhideWhenUsed="1"/>
+    <w:lsdException w:name="HTML Top of Form" w:semiHidden="1" w:unhideWhenUsed="1"/>
+    <w:lsdException w:name="HTML Bottom of Form" w:semiHidden="1" w:unhideWhenUsed="1"/>
+    <w:lsdException w:name="Normal (Web)" w:semiHidden="1" w:unhideWhenUsed="1"/>
+    <w:lsdException w:name="HTML Acronym" w:semiHidden="1" w:unhideWhenUsed="1"/>
+    <w:lsdException w:name="HTML Address" w:semiHidden="1" w:unhideWhenUsed="1"/>
+    <w:lsdException w:name="HTML Cite" w:semiHidden="1" w:unhideWhenUsed="1"/>
+    <w:lsdException w:name="HTML Code" w:semiHidden="1" w:unhideWhenUsed="1"/>
+    <w:lsdException w:name="HTML Definition" w:semiHidden="1" w:unhideWhenUsed="1"/>
+    <w:lsdException w:name="HTML Keyboard" w:semiHidden="1" w:unhideWhenUsed="1"/>
+    <w:lsdException w:name="HTML Preformatted" w:semiHidden="1" w:unhideWhenUsed="1"/>
+    <w:lsdException w:name="HTML Sample" w:semiHidden="1" w:unhideWhenUsed="1"/>
+    <w:lsdException w:name="HTML Typewriter" w:semiHidden="1" w:unhideWhenUsed="1"/>
+    <w:lsdException w:name="HTML Variable" w:semiHidden="1" w:unhideWhenUsed="1"/>
+    <w:lsdException w:name="Normal Table" w:semiHidden="1" w:unhideWhenUsed="1"/>
+    <w:lsdException w:name="annotation subject" w:semiHidden="1" w:unhideWhenUsed="1"/>
+    <w:lsdException w:name="No List" w:semiHidden="1" w:unhideWhenUsed="1"/>
+    <w:lsdException w:name="Outline List 1" w:semiHidden="1" w:unhideWhenUsed="1"/>
+    <w:lsdException w:name="Outline List 2" w:semiHidden="1" w:unhideWhenUsed="1"/>
+    <w:lsdException w:name="Outline List 3" w:semiHidden="1" w:unhideWhenUsed="1"/>
+    <w:lsdException w:name="Table Simple 1" w:semiHidden="1" w:unhideWhenUsed="1"/>
+    <w:lsdException w:name="Table Simple 2" w:semiHidden="1" w:unhideWhenUsed="1"/>
+    <w:lsdException w:name="Table Simple 3" w:semiHidden="1" w:unhideWhenUsed="1"/>
+    <w:lsdException w:name="Table Classic 1" w:semiHidden="1" w:unhideWhenUsed="1"/>
+    <w:lsdException w:name="Table Classic 2" w:semiHidden="1" w:unhideWhenUsed="1"/>
+    <w:lsdException w:name="Table Classic 3" w:semiHidden="1" w:unhideWhenUsed="1"/>
+    <w:lsdException w:name="Table Classic 4" w:semiHidden="1" w:unhideWhenUsed="1"/>
+    <w:lsdException w:name="Table Colorful 1" w:semiHidden="1" w:unhideWhenUsed="1"/>
+    <w:lsdException w:name="Table Colorful 2" w:semiHidden="1" w:unhideWhenUsed="1"/>
+    <w:lsdException w:name="Table Colorful 3" w:semiHidden="1" w:unhideWhenUsed="1"/>
+    <w:lsdException w:name="Table Columns 1" w:semiHidden="1" w:unhideWhenUsed="1"/>
+    <w:lsdException w:name="Table Columns 2" w:semiHidden="1" w:unhideWhenUsed="1"/>
+    <w:lsdException w:name="Table Columns 3" w:semiHidden="1" w:unhideWhenUsed="1"/>
+    <w:lsdException w:name="Table Columns 4" w:semiHidden="1" w:unhideWhenUsed="1"/>
+    <w:lsdException w:name="Table Columns 5" w:semiHidden="1" w:unhideWhenUsed="1"/>
+    <w:lsdException w:name="Table Grid 1" w:semiHidden="1" w:unhideWhenUsed="1"/>
+    <w:lsdException w:name="Table Grid 2" w:semiHidden="1" w:unhideWhenUsed="1"/>
+    <w:lsdException w:name="Table Grid 3" w:semiHidden="1" w:unhideWhenUsed="1"/>
+    <w:lsdException w:name="Table Grid 4" w:semiHidden="1" w:unhideWhenUsed="1"/>
+    <w:lsdException w:name="Table Grid 5" w:semiHidden="1" w:unhideWhenUsed="1"/>
+    <w:lsdException w:name="Table Grid 6" w:semiHidden="1" w:unhideWhenUsed="1"/>
+    <w:lsdException w:name="Table Grid 7" w:semiHidden="1" w:unhideWhenUsed="1"/>
+    <w:lsdException w:name="Table Grid 8" w:semiHidden="1" w:unhideWhenUsed="1"/>
+    <w:lsdException w:name="Table List 1" w:semiHidden="1" w:unhideWhenUsed="1"/>
+    <w:lsdException w:name="Table List 2" w:semiHidden="1" w:unhideWhenUsed="1"/>
+    <w:lsdException w:name="Table List 3" w:semiHidden="1" w:unhideWhenUsed="1"/>
+    <w:lsdException w:name="Table List 4" w:semiHidden="1" w:unhideWhenUsed="1"/>
+    <w:lsdException w:name="Table List 5" w:semiHidden="1" w:unhideWhenUsed="1"/>
+    <w:lsdException w:name="Table List 6" w:semiHidden="1" w:unhideWhenUsed="1"/>
+    <w:lsdException w:name="Table List 7" w:semiHidden="1" w:unhideWhenUsed="1"/>
+    <w:lsdException w:name="Table List 8" w:semiHidden="1" w:unhideWhenUsed="1"/>
+    <w:lsdException w:name="Table 3D effects 1" w:semiHidden="1" w:unhideWhenUsed="1"/>
+    <w:lsdException w:name="Table 3D effects 2" w:semiHidden="1" w:unhideWhenUsed="1"/>
+    <w:lsdException w:name="Table 3D effects 3" w:semiHidden="1" w:unhideWhenUsed="1"/>
+    <w:lsdException w:name="Table Contemporary" w:semiHidden="1" w:unhideWhenUsed="1"/>
+    <w:lsdException w:name="Table Elegant" w:semiHidden="1" w:unhideWhenUsed="1"/>
+    <w:lsdException w:name="Table Professional" w:semiHidden="1" w:unhideWhenUsed="1"/>
+    <w:lsdException w:name="Table Subtle 1" w:semiHidden="1" w:unhideWhenUsed="1"/>
+    <w:lsdException w:name="Table Subtle 2" w:semiHidden="1" w:unhideWhenUsed="1"/>
+    <w:lsdException w:name="Table Web 1" w:semiHidden="1" w:unhideWhenUsed="1"/>
+    <w:lsdException w:name="Table Web 2" w:semiHidden="1" w:unhideWhenUsed="1"/>
+    <w:lsdException w:name="Table Web 3" w:semiHidden="1" w:unhideWhenUsed="1"/>
+    <w:lsdException w:name="Balloon Text" w:semiHidden="1" w:unhideWhenUsed="1"/>
+    <w:lsdException w:name="Table Grid" w:uiPriority="39"/>
+    <w:lsdException w:name="Table Theme" w:semiHidden="1" w:unhideWhenUsed="1"/>
+    <w:lsdException w:name="Placeholder Text" w:semiHidden="1"/>
+    <w:lsdException w:name="No Spacing" w:uiPriority="1" w:qFormat="1"/>
+    <w:lsdException w:name="Light Shading" w:uiPriority="60"/>
+    <w:lsdException w:name="Light List" w:uiPriority="61"/>
+    <w:lsdException w:name="Light Grid" w:uiPriority="62"/>
+    <w:lsdException w:name="Medium Shading 1" w:uiPriority="63"/>
+    <w:lsdException w:name="Medium Shading 2" w:uiPriority="64"/>
+    <w:lsdException w:name="Medium List 1" w:uiPriority="65"/>
+    <w:lsdException w:name="Medium List 2" w:uiPriority="66"/>
+    <w:lsdException w:name="Medium Grid 1" w:uiPriority="67"/>
+    <w:lsdException w:name="Medium Grid 2" w:uiPriority="68"/>
+    <w:lsdException w:name="Medium Grid 3" w:uiPriority="69"/>
+    <w:lsdException w:name="Dark List" w:uiPriority="70"/>
+    <w:lsdException w:name="Colorful Shading" w:uiPriority="71"/>
+    <w:lsdException w:name="Colorful List" w:uiPriority="72"/>
+    <w:lsdException w:name="Colorful Grid" w:uiPriority="73"/>
+    <w:lsdException w:name="Light Shading Accent 1" w:uiPriority="60"/>
+    <w:lsdException w:name="Light List Accent 1" w:uiPriority="61"/>
+    <w:lsdException w:name="Light Grid Accent 1" w:uiPriority="62"/>
+    <w:lsdException w:name="Medium Shading 1 Accent 1" w:uiPriority="63"/>
+    <w:lsdException w:name="Medium Shading 2 Accent 1" w:uiPriority="64"/>
+    <w:lsdException w:name="Medium List 1 Accent 1" w:uiPriority="65"/>
+    <w:lsdException w:name="Revision" w:semiHidden="1"/>
+    <w:lsdException w:name="List Paragraph" w:uiPriority="34" w:qFormat="1"/>
+    <w:lsdException w:name="Quote" w:uiPriority="29" w:qFormat="1"/>
+    <w:lsdException w:name="Intense Quote" w:uiPriority="30" w:qFormat="1"/>
+    <w:lsdException w:name="Medium List 2 Accent 1" w:uiPriority="66"/>
+    <w:lsdException w:name="Medium Grid 1 Accent 1" w:uiPriority="67"/>
+    <w:lsdException w:name="Medium Grid 2 Accent 1" w:uiPriority="68"/>
+    <w:lsdException w:name="Medium Grid 3 Accent 1" w:uiPriority="69"/>
+    <w:lsdException w:name="Dark List Accent 1" w:uiPriority="70"/>
+    <w:lsdException w:name="Colorful Shading Accent 1" w:uiPriority="71"/>
+    <w:lsdException w:name="Colorful List Accent 1" w:uiPriority="72"/>
+    <w:lsdException w:name="Colorful Grid Accent 1" w:uiPriority="73"/>
+    <w:lsdException w:name="Light Shading Accent 2" w:uiPriority="60"/>
+    <w:lsdException w:name="Light List Accent 2" w:uiPriority="61"/>
+    <w:lsdException w:name="Light Grid Accent 2" w:uiPriority="62"/>
+    <w:lsdException w:name="Medium Shading 1 Accent 2" w:uiPriority="63"/>
+    <w:lsdException w:name="Medium Shading 2 Accent 2" w:uiPriority="64"/>
+    <w:lsdException w:name="Medium List 1 Accent 2" w:uiPriority="65"/>
+    <w:lsdException w:name="Medium List 2 Accent 2" w:uiPriority="66"/>
+    <w:lsdException w:name="Medium Grid 1 Accent 2" w:uiPriority="67"/>
+    <w:lsdException w:name="Medium Grid 2 Accent 2" w:uiPriority="68"/>
+    <w:lsdException w:name="Medium Grid 3 Accent 2" w:uiPriority="69"/>
+    <w:lsdException w:name="Dark List Accent 2" w:uiPriority="70"/>
+    <w:lsdException w:name="Colorful Shading Accent 2" w:uiPriority="71"/>
+    <w:lsdException w:name="Colorful List Accent 2" w:uiPriority="72"/>
+    <w:lsdException w:name="Colorful Grid Accent 2" w:uiPriority="73"/>
+    <w:lsdException w:name="Light Shading Accent 3" w:uiPriority="60"/>
+    <w:lsdException w:name="Light List Accent 3" w:uiPriority="61"/>
+    <w:lsdException w:name="Light Grid Accent 3" w:uiPriority="62"/>
+    <w:lsdException w:name="Medium Shading 1 Accent 3" w:uiPriority="63"/>
+    <w:lsdException w:name="Medium Shading 2 Accent 3" w:uiPriority="64"/>
+    <w:lsdException w:name="Medium List 1 Accent 3" w:uiPriority="65"/>
+    <w:lsdException w:name="Medium List 2 Accent 3" w:uiPriority="66"/>
+    <w:lsdException w:name="Medium Grid 1 Accent 3" w:uiPriority="67"/>
+    <w:lsdException w:name="Medium Grid 2 Accent 3" w:uiPriority="68"/>
+    <w:lsdException w:name="Medium Grid 3 Accent 3" w:uiPriority="69"/>
+    <w:lsdException w:name="Dark List Accent 3" w:uiPriority="70"/>
+    <w:lsdException w:name="Colorful Shading Accent 3" w:uiPriority="71"/>
+    <w:lsdException w:name="Colorful List Accent 3" w:uiPriority="72"/>
+    <w:lsdException w:name="Colorful Grid Accent 3" w:uiPriority="73"/>
+    <w:lsdException w:name="Light Shading Accent 4" w:uiPriority="60"/>
+    <w:lsdException w:name="Light List Accent 4" w:uiPriority="61"/>
+    <w:lsdException w:name="Light Grid Accent 4" w:uiPriority="62"/>
+    <w:lsdException w:name="Medium Shading 1 Accent 4" w:uiPriority="63"/>
+    <w:lsdException w:name="Medium Shading 2 Accent 4" w:uiPriority="64"/>
+    <w:lsdException w:name="Medium List 1 Accent 4" w:uiPriority="65"/>
+    <w:lsdException w:name="Medium List 2 Accent 4" w:uiPriority="66"/>
+    <w:lsdException w:name="Medium Grid 1 Accent 4" w:uiPriority="67"/>
+    <w:lsdException w:name="Medium Grid 2 Accent 4" w:uiPriority="68"/>
+    <w:lsdException w:name="Medium Grid 3 Accent 4" w:uiPriority="69"/>
+    <w:lsdException w:name="Dark List Accent 4" w:uiPriority="70"/>
+    <w:lsdException w:name="Colorful Shading Accent 4" w:uiPriority="71"/>
+    <w:lsdException w:name="Colorful List Accent 4" w:uiPriority="72"/>
+    <w:lsdException w:name="Colorful Grid Accent 4" w:uiPriority="73"/>
+    <w:lsdException w:name="Light Shading Accent 5" w:uiPriority="60"/>
+    <w:lsdException w:name="Light List Accent 5" w:uiPriority="61"/>
+    <w:lsdException w:name="Light Grid Accent 5" w:uiPriority="62"/>
+    <w:lsdException w:name="Medium Shading 1 Accent 5" w:uiPriority="63"/>
+    <w:lsdException w:name="Medium Shading 2 Accent 5" w:uiPriority="64"/>
+    <w:lsdException w:name="Medium List 1 Accent 5" w:uiPriority="65"/>
+    <w:lsdException w:name="Medium List 2 Accent 5" w:uiPriority="66"/>
+    <w:lsdException w:name="Medium Grid 1 Accent 5" w:uiPriority="67"/>
+    <w:lsdException w:name="Medium Grid 2 Accent 5" w:uiPriority="68"/>
+    <w:lsdException w:name="Medium Grid 3 Accent 5" w:uiPriority="69"/>
+    <w:lsdException w:name="Dark List Accent 5" w:uiPriority="70"/>
+    <w:lsdException w:name="Colorful Shading Accent 5" w:uiPriority="71"/>
+    <w:lsdException w:name="Colorful List Accent 5" w:uiPriority="72"/>
+    <w:lsdException w:name="Colorful Grid Accent 5" w:uiPriority="73"/>
+    <w:lsdException w:name="Light Shading Accent 6" w:uiPriority="60"/>
+    <w:lsdException w:name="Light List Accent 6" w:uiPriority="61"/>
+    <w:lsdException w:name="Light Grid Accent 6" w:uiPriority="62"/>
+    <w:lsdException w:name="Medium Shading 1 Accent 6" w:uiPriority="63"/>
+    <w:lsdException w:name="Medium Shading 2 Accent 6" w:uiPriority="64"/>
+    <w:lsdException w:name="Medium List 1 Accent 6" w:uiPriority="65"/>
+    <w:lsdException w:name="Medium List 2 Accent 6" w:uiPriority="66"/>
+    <w:lsdException w:name="Medium Grid 1 Accent 6" w:uiPriority="67"/>
+    <w:lsdException w:name="Medium Grid 2 Accent 6" w:uiPriority="68"/>
+    <w:lsdException w:name="Medium Grid 3 Accent 6" w:uiPriority="69"/>
+    <w:lsdException w:name="Dark List Accent 6" w:uiPriority="70"/>
+    <w:lsdException w:name="Colorful Shading Accent 6" w:uiPriority="71"/>
+    <w:lsdException w:name="Colorful List Accent 6" w:uiPriority="72"/>
+    <w:lsdException w:name="Colorful Grid Accent 6" w:uiPriority="73"/>
+    <w:lsdException w:name="Subtle Emphasis" w:uiPriority="19" w:qFormat="1"/>
+    <w:lsdException w:name="Intense Emphasis" w:uiPriority="21" w:qFormat="1"/>
+    <w:lsdException w:name="Subtle Reference" w:uiPriority="31" w:qFormat="1"/>
+    <w:lsdException w:name="Intense Reference" w:uiPriority="32" w:qFormat="1"/>
+    <w:lsdException w:name="Book Title" w:uiPriority="33" w:qFormat="1"/>
+    <w:lsdException w:name="Bibliography" w:semiHidden="1" w:uiPriority="37" w:unhideWhenUsed="1"/>
+    <w:lsdException w:name="TOC Heading" w:semiHidden="1" w:uiPriority="39" w:unhideWhenUsed="1" w:qFormat="1"/>
+    <w:lsdException w:name="Plain Table 1" w:uiPriority="41"/>
+    <w:lsdException w:name="Plain Table 2" w:uiPriority="42"/>
+    <w:lsdException w:name="Plain Table 3" w:uiPriority="43"/>
+    <w:lsdException w:name="Plain Table 4" w:uiPriority="44"/>
+    <w:lsdException w:name="Plain Table 5" w:uiPriority="45"/>
+    <w:lsdException w:name="Grid Table Light" w:uiPriority="40"/>
+    <w:lsdException w:name="Grid Table 1 Light" w:uiPriority="46"/>
+    <w:lsdException w:name="Grid Table 2" w:uiPriority="47"/>
+    <w:lsdException w:name="Grid Table 3" w:uiPriority="48"/>
+    <w:lsdException w:name="Grid Table 4" w:uiPriority="49"/>
+    <w:lsdException w:name="Grid Table 5 Dark" w:uiPriority="50"/>
+    <w:lsdException w:name="Grid Table 6 Colorful" w:uiPriority="51"/>
+    <w:lsdException w:name="Grid Table 7 Colorful" w:uiPriority="52"/>
+    <w:lsdException w:name="Grid Table 1 Light Accent 1" w:uiPriority="46"/>
+    <w:lsdException w:name="Grid Table 2 Accent 1" w:uiPriority="47"/>
+    <w:lsdException w:name="Grid Table 3 Accent 1" w:uiPriority="48"/>
+    <w:lsdException w:name="Grid Table 4 Accent 1" w:uiPriority="49"/>
+    <w:lsdException w:name="Grid Table 5 Dark Accent 1" w:uiPriority="50"/>
+    <w:lsdException w:name="Grid Table 6 Colorful Accent 1" w:uiPriority="51"/>
+    <w:lsdException w:name="Grid Table 7 Colorful Accent 1" w:uiPriority="52"/>
+    <w:lsdException w:name="Grid Table 1 Light Accent 2" w:uiPriority="46"/>
+    <w:lsdException w:name="Grid Table 2 Accent 2" w:uiPriority="47"/>
+    <w:lsdException w:name="Grid Table 3 Accent 2" w:uiPriority="48"/>
+    <w:lsdException w:name="Grid Table 4 Accent 2" w:uiPriority="49"/>
+    <w:lsdException w:name="Grid Table 5 Dark Accent 2" w:uiPriority="50"/>
+    <w:lsdException w:name="Grid Table 6 Colorful Accent 2" w:uiPriority="51"/>
+    <w:lsdException w:name="Grid Table 7 Colorful Accent 2" w:uiPriority="52"/>
+    <w:lsdException w:name="Grid Table 1 Light Accent 3" w:uiPriority="46"/>
+    <w:lsdException w:name="Grid Table 2 Accent 3" w:uiPriority="47"/>
+    <w:lsdException w:name="Grid Table 3 Accent 3" w:uiPriority="48"/>
+    <w:lsdException w:name="Grid Table 4 Accent 3" w:uiPriority="49"/>
+    <w:lsdException w:name="Grid Table 5 Dark Accent 3" w:uiPriority="50"/>
+    <w:lsdException w:name="Grid Table 6 Colorful Accent 3" w:uiPriority="51"/>
+    <w:lsdException w:name="Grid Table 7 Colorful Accent 3" w:uiPriority="52"/>
+    <w:lsdException w:name="Grid Table 1 Light Accent 4" w:uiPriority="46"/>
+    <w:lsdException w:name="Grid Table 2 Accent 4" w:uiPriority="47"/>
+    <w:lsdException w:name="Grid Table 3 Accent 4" w:uiPriority="48"/>
+    <w:lsdException w:name="Grid Table 4 Accent 4" w:uiPriority="49"/>
+    <w:lsdException w:name="Grid Table 5 Dark Accent 4" w:uiPriority="50"/>
+    <w:lsdException w:name="Grid Table 6 Colorful Accent 4" w:uiPriority="51"/>
+    <w:lsdException w:name="Grid Table 7 Colorful Accent 4" w:uiPriority="52"/>
+    <w:lsdException w:name="Grid Table 1 Light Accent 5" w:uiPriority="46"/>
+    <w:lsdException w:name="Grid Table 2 Accent 5" w:uiPriority="47"/>
+    <w:lsdException w:name="Grid Table 3 Accent 5" w:uiPriority="48"/>
+    <w:lsdException w:name="Grid Table 4 Accent 5" w:uiPriority="49"/>
+    <w:lsdException w:name="Grid Table 5 Dark Accent 5" w:uiPriority="50"/>
+    <w:lsdException w:name="Grid Table 6 Colorful Accent 5" w:uiPriority="51"/>
+    <w:lsdException w:name="Grid Table 7 Colorful Accent 5" w:uiPriority="52"/>
+    <w:lsdException w:name="Grid Table 1 Light Accent 6" w:uiPriority="46"/>
+    <w:lsdException w:name="Grid Table 2 Accent 6" w:uiPriority="47"/>
+    <w:lsdException w:name="Grid Table 3 Accent 6" w:uiPriority="48"/>
+    <w:lsdException w:name="Grid Table 4 Accent 6" w:uiPriority="49"/>
+    <w:lsdException w:name="Grid Table 5 Dark Accent 6" w:uiPriority="50"/>
+    <w:lsdException w:name="Grid Table 6 Colorful Accent 6" w:uiPriority="51"/>
+    <w:lsdException w:name="Grid Table 7 Colorful Accent 6" w:uiPriority="52"/>
+    <w:lsdException w:name="List Table 1 Light" w:uiPriority="46"/>
+    <w:lsdException w:name="List Table 2" w:uiPriority="47"/>
+    <w:lsdException w:name="List Table 3" w:uiPriority="48"/>
+    <w:lsdException w:name="List Table 4" w:uiPriority="49"/>
+    <w:lsdException w:name="List Table 5 Dark" w:uiPriority="50"/>
+    <w:lsdException w:name="List Table 6 Colorful" w:uiPriority="51"/>
+    <w:lsdException w:name="List Table 7 Colorful" w:uiPriority="52"/>
+    <w:lsdException w:name="List Table 1 Light Accent 1" w:uiPriority="46"/>
+    <w:lsdException w:name="List Table 2 Accent 1" w:uiPriority="47"/>
+    <w:lsdException w:name="List Table 3 Accent 1" w:uiPriority="48"/>
+    <w:lsdException w:name="List Table 4 Accent 1" w:uiPriority="49"/>
+    <w:lsdException w:name="List Table 5 Dark Accent 1" w:uiPriority="50"/>
+    <w:lsdException w:name="List Table 6 Colorful Accent 1" w:uiPriority="51"/>
+    <w:lsdException w:name="List Table 7 Colorful Accent 1" w:uiPriority="52"/>
+    <w:lsdException w:name="List Table 1 Light Accent 2" w:uiPriority="46"/>
+    <w:lsdException w:name="List Table 2 Accent 2" w:uiPriority="47"/>
+    <w:lsdException w:name="List Table 3 Accent 2" w:uiPriority="48"/>
+    <w:lsdException w:name="List Table 4 Accent 2" w:uiPriority="49"/>
+    <w:lsdException w:name="List Table 5 Dark Accent 2" w:uiPriority="50"/>
+    <w:lsdException w:name="List Table 6 Colorful Accent 2" w:uiPriority="51"/>
+    <w:lsdException w:name="List Table 7 Colorful Accent 2" w:uiPriority="52"/>
+    <w:lsdException w:name="List Table 1 Light Accent 3" w:uiPriority="46"/>
+    <w:lsdException w:name="List Table 2 Accent 3" w:uiPriority="47"/>
+    <w:lsdException w:name="List Table 3 Accent 3" w:uiPriority="48"/>
+    <w:lsdException w:name="List Table 4 Accent 3" w:uiPriority="49"/>
+    <w:lsdException w:name="List Table 5 Dark Accent 3" w:uiPriority="50"/>
+    <w:lsdException w:name="List Table 6 Colorful Accent 3" w:uiPriority="51"/>
+    <w:lsdException w:name="List Table 7 Colorful Accent 3" w:uiPriority="52"/>
+    <w:lsdException w:name="List Table 1 Light Accent 4" w:uiPriority="46"/>
+    <w:lsdException w:name="List Table 2 Accent 4" w:uiPriority="47"/>
+    <w:lsdException w:name="List Table 3 Accent 4" w:uiPriority="48"/>
+    <w:lsdException w:name="List Table 4 Accent 4" w:uiPriority="49"/>
+    <w:lsdException w:name="List Table 5 Dark Accent 4" w:uiPriority="50"/>
+    <w:lsdException w:name="List Table 6 Colorful Accent 4" w:uiPriority="51"/>
+    <w:lsdException w:name="List Table 7 Colorful Accent 4" w:uiPriority="52"/>
+    <w:lsdException w:name="List Table 1 Light Accent 5" w:uiPriority="46"/>
+    <w:lsdException w:name="List Table 2 Accent 5" w:uiPriority="47"/>
+    <w:lsdException w:name="List Table 3 Accent 5" w:uiPriority="48"/>
+    <w:lsdException w:name="List Table 4 Accent 5" w:uiPriority="49"/>
+    <w:lsdException w:name="List Table 5 Dark Accent 5" w:uiPriority="50"/>
+    <w:lsdException w:name="List Table 6 Colorful Accent 5" w:uiPriority="51"/>
+    <w:lsdException w:name="List Table 7 Colorful Accent 5" w:uiPriority="52"/>
+    <w:lsdException w:name="List Table 1 Light Accent 6" w:uiPriority="46"/>
+    <w:lsdException w:name="List Table 2 Accent 6" w:uiPriority="47"/>
+    <w:lsdException w:name="List Table 3 Accent 6" w:uiPriority="48"/>
+    <w:lsdException w:name="List Table 4 Accent 6" w:uiPriority="49"/>
+    <w:lsdException w:name="List Table 5 Dark Accent 6" w:uiPriority="50"/>
+    <w:lsdException w:name="List Table 6 Colorful Accent 6" w:uiPriority="51"/>
+    <w:lsdException w:name="List Table 7 Colorful Accent 6" w:uiPriority="52"/>
+    <w:lsdException w:name="Mention" w:semiHidden="1" w:unhideWhenUsed="1"/>
+    <w:lsdException w:name="Smart Hyperlink" w:semiHidden="1" w:unhideWhenUsed="1"/>
+    <w:lsdException w:name="Hashtag" w:semiHidden="1" w:unhideWhenUsed="1"/>
+    <w:lsdException w:name="Unresolved Mention" w:semiHidden="1" w:unhideWhenUsed="1"/>
+    <w:lsdException w:name="Smart Link" w:semiHidden="1" w:unhideWhenUsed="1"/>
+  </w:latentStyles>
+  <w:style w:type="paragraph" w:default="1" w:styleId="Normal">
+    <w:name w:val="Normal"/>
+    <w:qFormat/>
+  </w:style>
+  <w:style w:type="paragraph" w:styleId="Heading1">
+    <w:name w:val="heading 1"/>
+    <w:uiPriority w:val="9"/>
+    <w:qFormat/>
+    <w:pPr>
+      <w:outlineLvl w:val="0"/>
+    </w:pPr>
+    <w:rPr>
+      <w:color w:val="2E74B5"/>
+      <w:sz w:val="32"/>
+      <w:szCs w:val="32"/>
+    </w:rPr>
+  </w:style>
+  <w:style w:type="paragraph" w:styleId="Heading2">
+    <w:name w:val="heading 2"/>
+    <w:uiPriority w:val="9"/>
+    <w:unhideWhenUsed/>
+    <w:qFormat/>
+    <w:pPr>
+      <w:outlineLvl w:val="1"/>
+    </w:pPr>
+    <w:rPr>
+      <w:color w:val="2E74B5"/>
+      <w:sz w:val="26"/>
+      <w:szCs w:val="26"/>
+    </w:rPr>
+  </w:style>
+  <w:style w:type="paragraph" w:styleId="Heading3">
+    <w:name w:val="heading 3"/>
+    <w:uiPriority w:val="9"/>
+    <w:unhideWhenUsed/>
+    <w:qFormat/>
+    <w:pPr>
+      <w:outlineLvl w:val="2"/>
+    </w:pPr>
+    <w:rPr>
+      <w:color w:val="1F4D78"/>
+      <w:sz w:val="24"/>
+      <w:szCs w:val="24"/>
+    </w:rPr>
+  </w:style>
+  <w:style w:type="paragraph" w:styleId="Heading4">
+    <w:name w:val="heading 4"/>
+    <w:uiPriority w:val="9"/>
+    <w:semiHidden/>
+    <w:unhideWhenUsed/>
+    <w:qFormat/>
+    <w:pPr>
+      <w:outlineLvl w:val="3"/>
+    </w:pPr>
+    <w:rPr>
+      <w:i/>
+      <w:iCs/>
+      <w:color w:val="2E74B5"/>
+    </w:rPr>
+  </w:style>
+  <w:style w:type="paragraph" w:styleId="Heading5">
+    <w:name w:val="heading 5"/>
+    <w:uiPriority w:val="9"/>
+    <w:semiHidden/>
+    <w:unhideWhenUsed/>
+    <w:qFormat/>
+    <w:pPr>
+      <w:outlineLvl w:val="4"/>
+    </w:pPr>
+    <w:rPr>
+      <w:color w:val="2E74B5"/>
+    </w:rPr>
+  </w:style>
+  <w:style w:type="paragraph" w:styleId="Heading6">
+    <w:name w:val="heading 6"/>
+    <w:uiPriority w:val="9"/>
+    <w:semiHidden/>
+    <w:unhideWhenUsed/>
+    <w:qFormat/>
+    <w:pPr>
+      <w:outlineLvl w:val="5"/>
+    </w:pPr>
+    <w:rPr>
+      <w:color w:val="1F4D78"/>
+    </w:rPr>
+  </w:style>
+  <w:style w:type="character" w:default="1" w:styleId="DefaultParagraphFont">
+    <w:name w:val="Default Paragraph Font"/>
+    <w:uiPriority w:val="1"/>
+    <w:unhideWhenUsed/>
+  </w:style>
+  <w:style w:type="table" w:default="1" w:styleId="TableNormal">
+    <w:name w:val="Normal Table"/>
+    <w:uiPriority w:val="99"/>
+    <w:semiHidden/>
+    <w:unhideWhenUsed/>
+    <w:tblPr>
+      <w:tblInd w:w="0" w:type="dxa"/>
+      <w:tblCellMar>
+        <w:top w:w="0" w:type="dxa"/>
+        <w:left w:w="108" w:type="dxa"/>
+        <w:bottom w:w="0" w:type="dxa"/>
+        <w:right w:w="108" w:type="dxa"/>
+      </w:tblCellMar>
+    </w:tblPr>
+  </w:style>
+  <w:style w:type="numbering" w:default="1" w:styleId="NoList">
+    <w:name w:val="No List"/>
+    <w:uiPriority w:val="99"/>
+    <w:semiHidden/>
+    <w:unhideWhenUsed/>
+  </w:style>
   <w:style w:type="paragraph" w:styleId="Title">
     <w:name w:val="Title"/>
-    <w:basedOn w:val="Normal"/>
-    <w:next w:val="Normal"/>
+    <w:uiPriority w:val="10"/>
     <w:qFormat/>
     <w:rPr>
       <w:sz w:val="56"/>
       <w:szCs w:val="56"/>
     </w:rPr>
   </w:style>
-  <w:style w:type="paragraph" w:styleId="Heading1">
-    <w:name w:val="Heading 1"/>
-    <w:basedOn w:val="Normal"/>
-    <w:next w:val="Normal"/>
-    <w:qFormat/>
-    <w:rPr>
-      <w:color w:val="2E74B5"/>
-      <w:sz w:val="32"/>
-      <w:szCs w:val="32"/>
-    </w:rPr>
-  </w:style>
-  <w:style w:type="paragraph" w:styleId="Heading2">
-    <w:name w:val="Heading 2"/>
-    <w:basedOn w:val="Normal"/>
-    <w:next w:val="Normal"/>
-    <w:qFormat/>
-    <w:rPr>
-      <w:color w:val="2E74B5"/>
-      <w:sz w:val="26"/>
-      <w:szCs w:val="26"/>
-    </w:rPr>
-  </w:style>
-  <w:style w:type="paragraph" w:styleId="Heading3">
-    <w:name w:val="Heading 3"/>
-    <w:basedOn w:val="Normal"/>
-    <w:next w:val="Normal"/>
-    <w:qFormat/>
-    <w:rPr>
-      <w:color w:val="1F4D78"/>
-      <w:sz w:val="24"/>
-      <w:szCs w:val="24"/>
-    </w:rPr>
-  </w:style>
-  <w:style w:type="paragraph" w:styleId="Heading4">
-    <w:name w:val="Heading 4"/>
-    <w:basedOn w:val="Normal"/>
-    <w:next w:val="Normal"/>
-    <w:qFormat/>
-    <w:rPr>
-      <w:i/>
-      <w:iCs/>
-      <w:color w:val="2E74B5"/>
-    </w:rPr>
-  </w:style>
-  <w:style w:type="paragraph" w:styleId="Heading5">
-    <w:name w:val="Heading 5"/>
-    <w:basedOn w:val="Normal"/>
-    <w:next w:val="Normal"/>
-    <w:qFormat/>
-    <w:rPr>
-      <w:color w:val="2E74B5"/>
-    </w:rPr>
-  </w:style>
-  <w:style w:type="paragraph" w:styleId="Heading6">
-    <w:name w:val="Heading 6"/>
-    <w:basedOn w:val="Normal"/>
-    <w:next w:val="Normal"/>
-    <w:qFormat/>
-    <w:rPr>
-      <w:color w:val="1F4D78"/>
-    </w:rPr>
-  </w:style>
-  <w:style w:type="paragraph" w:styleId="Strong">
-    <w:name w:val="Strong"/>
-    <w:basedOn w:val="Normal"/>
-    <w:next w:val="Normal"/>
+  <w:style w:type="paragraph" w:customStyle="1" w:styleId="Strong1">
+    <w:name w:val="Strong1"/>
     <w:qFormat/>
     <w:rPr>
       <w:b/>
@@ -621,12 +1363,10 @@
   </w:style>
   <w:style w:type="paragraph" w:styleId="ListParagraph">
     <w:name w:val="List Paragraph"/>
-    <w:basedOn w:val="Normal"/>
     <w:qFormat/>
   </w:style>
   <w:style w:type="character" w:styleId="Hyperlink">
     <w:name w:val="Hyperlink"/>
-    <w:basedOn w:val="DefaultParagraphFont"/>
     <w:uiPriority w:val="99"/>
     <w:unhideWhenUsed/>
     <w:rPr>
@@ -636,7 +1376,6 @@
   </w:style>
   <w:style w:type="character" w:styleId="FootnoteReference">
     <w:name w:val="footnote reference"/>
-    <w:basedOn w:val="DefaultParagraphFont"/>
     <w:uiPriority w:val="99"/>
     <w:semiHidden/>
     <w:unhideWhenUsed/>
@@ -646,22 +1385,13 @@
   </w:style>
   <w:style w:type="paragraph" w:styleId="FootnoteText">
     <w:name w:val="footnote text"/>
-    <w:basedOn w:val="Normal"/>
     <w:link w:val="FootnoteTextChar"/>
     <w:uiPriority w:val="99"/>
     <w:semiHidden/>
     <w:unhideWhenUsed/>
-    <w:pPr>
-      <w:spacing w:after="0" w:line="240" w:lineRule="auto"/>
-    </w:pPr>
-    <w:rPr>
-      <w:sz w:val="20"/>
-      <w:szCs w:val="20"/>
-    </w:rPr>
-  </w:style>
-  <w:style w:type="character" w:styleId="FootnoteTextChar">
+  </w:style>
+  <w:style w:type="character" w:customStyle="1" w:styleId="FootnoteTextChar">
     <w:name w:val="Footnote Text Char"/>
-    <w:basedOn w:val="DefaultParagraphFont"/>
     <w:link w:val="FootnoteText"/>
     <w:uiPriority w:val="99"/>
     <w:semiHidden/>
@@ -673,7 +1403,6 @@
   </w:style>
   <w:style w:type="character" w:styleId="EndnoteReference">
     <w:name w:val="endnote reference"/>
-    <w:basedOn w:val="DefaultParagraphFont"/>
     <w:uiPriority w:val="99"/>
     <w:semiHidden/>
     <w:unhideWhenUsed/>
@@ -683,22 +1412,13 @@
   </w:style>
   <w:style w:type="paragraph" w:styleId="EndnoteText">
     <w:name w:val="endnote text"/>
-    <w:basedOn w:val="Normal"/>
     <w:link w:val="EndnoteTextChar"/>
     <w:uiPriority w:val="99"/>
     <w:semiHidden/>
     <w:unhideWhenUsed/>
-    <w:pPr>
-      <w:spacing w:after="0" w:line="240" w:lineRule="auto"/>
-    </w:pPr>
-    <w:rPr>
-      <w:sz w:val="20"/>
-      <w:szCs w:val="20"/>
-    </w:rPr>
-  </w:style>
-  <w:style w:type="character" w:styleId="EndnoteTextChar">
+  </w:style>
+  <w:style w:type="character" w:customStyle="1" w:styleId="EndnoteTextChar">
     <w:name w:val="Endnote Text Char"/>
-    <w:basedOn w:val="DefaultParagraphFont"/>
     <w:link w:val="EndnoteText"/>
     <w:uiPriority w:val="99"/>
     <w:semiHidden/>
@@ -709,4 +1429,299 @@
     </w:rPr>
   </w:style>
 </w:styles>
+</file>
+
+<file path=word/theme/theme1.xml><?xml version="1.0" encoding="utf-8"?>
+<a:theme xmlns:a="http://schemas.openxmlformats.org/drawingml/2006/main" name="Office Theme">
+  <a:themeElements>
+    <a:clrScheme name="Office">
+      <a:dk1>
+        <a:sysClr val="windowText" lastClr="000000"/>
+      </a:dk1>
+      <a:lt1>
+        <a:sysClr val="window" lastClr="FFFFFF"/>
+      </a:lt1>
+      <a:dk2>
+        <a:srgbClr val="44546A"/>
+      </a:dk2>
+      <a:lt2>
+        <a:srgbClr val="E7E6E6"/>
+      </a:lt2>
+      <a:accent1>
+        <a:srgbClr val="4472C4"/>
+      </a:accent1>
+      <a:accent2>
+        <a:srgbClr val="ED7D31"/>
+      </a:accent2>
+      <a:accent3>
+        <a:srgbClr val="A5A5A5"/>
+      </a:accent3>
+      <a:accent4>
+        <a:srgbClr val="FFC000"/>
+      </a:accent4>
+      <a:accent5>
+        <a:srgbClr val="5B9BD5"/>
+      </a:accent5>
+      <a:accent6>
+        <a:srgbClr val="70AD47"/>
+      </a:accent6>
+      <a:hlink>
+        <a:srgbClr val="0563C1"/>
+      </a:hlink>
+      <a:folHlink>
+        <a:srgbClr val="954F72"/>
+      </a:folHlink>
+    </a:clrScheme>
+    <a:fontScheme name="Office">
+      <a:majorFont>
+        <a:latin typeface="Calibri Light" panose="020F0302020204030204"/>
+        <a:ea typeface=""/>
+        <a:cs typeface=""/>
+        <a:font script="Jpan" typeface="游ゴシック Light"/>
+        <a:font script="Hang" typeface="맑은 고딕"/>
+        <a:font script="Hans" typeface="等线 Light"/>
+        <a:font script="Hant" typeface="新細明體"/>
+        <a:font script="Arab" typeface="Times New Roman"/>
+        <a:font script="Hebr" typeface="Times New Roman"/>
+        <a:font script="Thai" typeface="Angsana New"/>
+        <a:font script="Ethi" typeface="Nyala"/>
+        <a:font script="Beng" typeface="Vrinda"/>
+        <a:font script="Gujr" typeface="Shruti"/>
+        <a:font script="Khmr" typeface="MoolBoran"/>
+        <a:font script="Knda" typeface="Tunga"/>
+        <a:font script="Guru" typeface="Raavi"/>
+        <a:font script="Cans" typeface="Euphemia"/>
+        <a:font script="Cher" typeface="Plantagenet Cherokee"/>
+        <a:font script="Yiii" typeface="Microsoft Yi Baiti"/>
+        <a:font script="Tibt" typeface="Microsoft Himalaya"/>
+        <a:font script="Thaa" typeface="MV Boli"/>
+        <a:font script="Deva" typeface="Mangal"/>
+        <a:font script="Telu" typeface="Gautami"/>
+        <a:font script="Taml" typeface="Latha"/>
+        <a:font script="Syrc" typeface="Estrangelo Edessa"/>
+        <a:font script="Orya" typeface="Kalinga"/>
+        <a:font script="Mlym" typeface="Kartika"/>
+        <a:font script="Laoo" typeface="DokChampa"/>
+        <a:font script="Sinh" typeface="Iskoola Pota"/>
+        <a:font script="Mong" typeface="Mongolian Baiti"/>
+        <a:font script="Viet" typeface="Times New Roman"/>
+        <a:font script="Uigh" typeface="Microsoft Uighur"/>
+        <a:font script="Geor" typeface="Sylfaen"/>
+        <a:font script="Armn" typeface="Arial"/>
+        <a:font script="Bugi" typeface="Leelawadee UI"/>
+        <a:font script="Bopo" typeface="Microsoft JhengHei"/>
+        <a:font script="Java" typeface="Javanese Text"/>
+        <a:font script="Lisu" typeface="Segoe UI"/>
+        <a:font script="Mymr" typeface="Myanmar Text"/>
+        <a:font script="Nkoo" typeface="Ebrima"/>
+        <a:font script="Olck" typeface="Nirmala UI"/>
+        <a:font script="Osma" typeface="Ebrima"/>
+        <a:font script="Phag" typeface="Phagspa"/>
+        <a:font script="Syrn" typeface="Estrangelo Edessa"/>
+        <a:font script="Syrj" typeface="Estrangelo Edessa"/>
+        <a:font script="Syre" typeface="Estrangelo Edessa"/>
+        <a:font script="Sora" typeface="Nirmala UI"/>
+        <a:font script="Tale" typeface="Microsoft Tai Le"/>
+        <a:font script="Talu" typeface="Microsoft New Tai Lue"/>
+        <a:font script="Tfng" typeface="Ebrima"/>
+      </a:majorFont>
+      <a:minorFont>
+        <a:latin typeface="Calibri" panose="020F0502020204030204"/>
+        <a:ea typeface=""/>
+        <a:cs typeface=""/>
+        <a:font script="Jpan" typeface="游明朝"/>
+        <a:font script="Hang" typeface="맑은 고딕"/>
+        <a:font script="Hans" typeface="等线"/>
+        <a:font script="Hant" typeface="新細明體"/>
+        <a:font script="Arab" typeface="Arial"/>
+        <a:font script="Hebr" typeface="Arial"/>
+        <a:font script="Thai" typeface="Cordia New"/>
+        <a:font script="Ethi" typeface="Nyala"/>
+        <a:font script="Beng" typeface="Vrinda"/>
+        <a:font script="Gujr" typeface="Shruti"/>
+        <a:font script="Khmr" typeface="DaunPenh"/>
+        <a:font script="Knda" typeface="Tunga"/>
+        <a:font script="Guru" typeface="Raavi"/>
+        <a:font script="Cans" typeface="Euphemia"/>
+        <a:font script="Cher" typeface="Plantagenet Cherokee"/>
+        <a:font script="Yiii" typeface="Microsoft Yi Baiti"/>
+        <a:font script="Tibt" typeface="Microsoft Himalaya"/>
+        <a:font script="Thaa" typeface="MV Boli"/>
+        <a:font script="Deva" typeface="Mangal"/>
+        <a:font script="Telu" typeface="Gautami"/>
+        <a:font script="Taml" typeface="Latha"/>
+        <a:font script="Syrc" typeface="Estrangelo Edessa"/>
+        <a:font script="Orya" typeface="Kalinga"/>
+        <a:font script="Mlym" typeface="Kartika"/>
+        <a:font script="Laoo" typeface="DokChampa"/>
+        <a:font script="Sinh" typeface="Iskoola Pota"/>
+        <a:font script="Mong" typeface="Mongolian Baiti"/>
+        <a:font script="Viet" typeface="Arial"/>
+        <a:font script="Uigh" typeface="Microsoft Uighur"/>
+        <a:font script="Geor" typeface="Sylfaen"/>
+        <a:font script="Armn" typeface="Arial"/>
+        <a:font script="Bugi" typeface="Leelawadee UI"/>
+        <a:font script="Bopo" typeface="Microsoft JhengHei"/>
+        <a:font script="Java" typeface="Javanese Text"/>
+        <a:font script="Lisu" typeface="Segoe UI"/>
+        <a:font script="Mymr" typeface="Myanmar Text"/>
+        <a:font script="Nkoo" typeface="Ebrima"/>
+        <a:font script="Olck" typeface="Nirmala UI"/>
+        <a:font script="Osma" typeface="Ebrima"/>
+        <a:font script="Phag" typeface="Phagspa"/>
+        <a:font script="Syrn" typeface="Estrangelo Edessa"/>
+        <a:font script="Syrj" typeface="Estrangelo Edessa"/>
+        <a:font script="Syre" typeface="Estrangelo Edessa"/>
+        <a:font script="Sora" typeface="Nirmala UI"/>
+        <a:font script="Tale" typeface="Microsoft Tai Le"/>
+        <a:font script="Talu" typeface="Microsoft New Tai Lue"/>
+        <a:font script="Tfng" typeface="Ebrima"/>
+      </a:minorFont>
+    </a:fontScheme>
+    <a:fmtScheme name="Office">
+      <a:fillStyleLst>
+        <a:solidFill>
+          <a:schemeClr val="phClr"/>
+        </a:solidFill>
+        <a:gradFill rotWithShape="1">
+          <a:gsLst>
+            <a:gs pos="0">
+              <a:schemeClr val="phClr">
+                <a:lumMod val="110000"/>
+                <a:satMod val="105000"/>
+                <a:tint val="67000"/>
+              </a:schemeClr>
+            </a:gs>
+            <a:gs pos="50000">
+              <a:schemeClr val="phClr">
+                <a:lumMod val="105000"/>
+                <a:satMod val="103000"/>
+                <a:tint val="73000"/>
+              </a:schemeClr>
+            </a:gs>
+            <a:gs pos="100000">
+              <a:schemeClr val="phClr">
+                <a:lumMod val="105000"/>
+                <a:satMod val="109000"/>
+                <a:tint val="81000"/>
+              </a:schemeClr>
+            </a:gs>
+          </a:gsLst>
+          <a:lin ang="5400000" scaled="0"/>
+        </a:gradFill>
+        <a:gradFill rotWithShape="1">
+          <a:gsLst>
+            <a:gs pos="0">
+              <a:schemeClr val="phClr">
+                <a:satMod val="103000"/>
+                <a:lumMod val="102000"/>
+                <a:tint val="94000"/>
+              </a:schemeClr>
+            </a:gs>
+            <a:gs pos="50000">
+              <a:schemeClr val="phClr">
+                <a:satMod val="110000"/>
+                <a:lumMod val="100000"/>
+                <a:shade val="100000"/>
+              </a:schemeClr>
+            </a:gs>
+            <a:gs pos="100000">
+              <a:schemeClr val="phClr">
+                <a:lumMod val="99000"/>
+                <a:satMod val="120000"/>
+                <a:shade val="78000"/>
+              </a:schemeClr>
+            </a:gs>
+          </a:gsLst>
+          <a:lin ang="5400000" scaled="0"/>
+        </a:gradFill>
+      </a:fillStyleLst>
+      <a:lnStyleLst>
+        <a:ln w="6350" cap="flat" cmpd="sng" algn="ctr">
+          <a:solidFill>
+            <a:schemeClr val="phClr"/>
+          </a:solidFill>
+          <a:prstDash val="solid"/>
+          <a:miter lim="800000"/>
+        </a:ln>
+        <a:ln w="12700" cap="flat" cmpd="sng" algn="ctr">
+          <a:solidFill>
+            <a:schemeClr val="phClr"/>
+          </a:solidFill>
+          <a:prstDash val="solid"/>
+          <a:miter lim="800000"/>
+        </a:ln>
+        <a:ln w="19050" cap="flat" cmpd="sng" algn="ctr">
+          <a:solidFill>
+            <a:schemeClr val="phClr"/>
+          </a:solidFill>
+          <a:prstDash val="solid"/>
+          <a:miter lim="800000"/>
+        </a:ln>
+      </a:lnStyleLst>
+      <a:effectStyleLst>
+        <a:effectStyle>
+          <a:effectLst/>
+        </a:effectStyle>
+        <a:effectStyle>
+          <a:effectLst/>
+        </a:effectStyle>
+        <a:effectStyle>
+          <a:effectLst>
+            <a:outerShdw blurRad="57150" dist="19050" dir="5400000" algn="ctr" rotWithShape="0">
+              <a:srgbClr val="000000">
+                <a:alpha val="63000"/>
+              </a:srgbClr>
+            </a:outerShdw>
+          </a:effectLst>
+        </a:effectStyle>
+      </a:effectStyleLst>
+      <a:bgFillStyleLst>
+        <a:solidFill>
+          <a:schemeClr val="phClr"/>
+        </a:solidFill>
+        <a:solidFill>
+          <a:schemeClr val="phClr">
+            <a:tint val="95000"/>
+            <a:satMod val="170000"/>
+          </a:schemeClr>
+        </a:solidFill>
+        <a:gradFill rotWithShape="1">
+          <a:gsLst>
+            <a:gs pos="0">
+              <a:schemeClr val="phClr">
+                <a:tint val="93000"/>
+                <a:satMod val="150000"/>
+                <a:shade val="98000"/>
+                <a:lumMod val="102000"/>
+              </a:schemeClr>
+            </a:gs>
+            <a:gs pos="50000">
+              <a:schemeClr val="phClr">
+                <a:tint val="98000"/>
+                <a:satMod val="130000"/>
+                <a:shade val="90000"/>
+                <a:lumMod val="103000"/>
+              </a:schemeClr>
+            </a:gs>
+            <a:gs pos="100000">
+              <a:schemeClr val="phClr">
+                <a:shade val="63000"/>
+                <a:satMod val="120000"/>
+              </a:schemeClr>
+            </a:gs>
+          </a:gsLst>
+          <a:lin ang="5400000" scaled="0"/>
+        </a:gradFill>
+      </a:bgFillStyleLst>
+    </a:fmtScheme>
+  </a:themeElements>
+  <a:objectDefaults/>
+  <a:extraClrSchemeLst/>
+  <a:extLst>
+    <a:ext uri="{05A4C25C-085E-4340-85A3-A5531E510DB2}">
+      <thm15:themeFamily xmlns:thm15="http://schemas.microsoft.com/office/thememl/2012/main" name="Office Theme" id="{62F939B6-93AF-4DB8-9C6B-D6C7DFDC589F}" vid="{4A3C46E8-61CC-4603-A589-7422A47A8E4A}"/>
+    </a:ext>
+  </a:extLst>
+</a:theme>
 </file>